--- a/resources/marking-rubrics/project-1-marking-rubric.docx
+++ b/resources/marking-rubrics/project-1-marking-rubric.docx
@@ -22,7 +22,7 @@
           <w:szCs w:val="20"/>
           <w:lang w:val="en-AU"/>
         </w:rPr>
-        <w:t>ID608001</w:t>
+        <w:t>ID511001</w:t>
       </w:r>
       <w:r>
         <w:rPr>
@@ -42,7 +42,30 @@
           <w:szCs w:val="20"/>
           <w:lang w:val="en-AU"/>
         </w:rPr>
-        <w:t>Intermediate</w:t>
+        <w:t>Programming 2</w:t>
+      </w:r>
+    </w:p>
+    <w:p>
+      <w:pPr>
+        <w:pStyle w:val="Heading1"/>
+        <w:jc w:val="center"/>
+        <w:rPr>
+          <w:rFonts w:asciiTheme="minorHAnsi" w:hAnsiTheme="minorHAnsi" w:cstheme="minorHAnsi"/>
+          <w:color w:val="000000" w:themeColor="text1"/>
+          <w:sz w:val="20"/>
+          <w:szCs w:val="20"/>
+          <w:lang w:val="en-AU"/>
+        </w:rPr>
+      </w:pPr>
+      <w:r>
+        <w:rPr>
+          <w:rFonts w:asciiTheme="minorHAnsi" w:hAnsiTheme="minorHAnsi" w:cstheme="minorHAnsi"/>
+          <w:color w:val="000000" w:themeColor="text1"/>
+          <w:sz w:val="20"/>
+          <w:szCs w:val="20"/>
+          <w:lang w:val="en-AU"/>
+        </w:rPr>
+        <w:t>Project</w:t>
       </w:r>
       <w:r>
         <w:rPr>
@@ -52,21 +75,8 @@
           <w:szCs w:val="20"/>
           <w:lang w:val="en-AU"/>
         </w:rPr>
-        <w:t xml:space="preserve"> Application Development Concepts</w:t>
+        <w:t xml:space="preserve"> 1</w:t>
       </w:r>
-    </w:p>
-    <w:p>
-      <w:pPr>
-        <w:pStyle w:val="Heading1"/>
-        <w:jc w:val="center"/>
-        <w:rPr>
-          <w:rFonts w:asciiTheme="minorHAnsi" w:hAnsiTheme="minorHAnsi" w:cstheme="minorHAnsi"/>
-          <w:color w:val="000000" w:themeColor="text1"/>
-          <w:sz w:val="20"/>
-          <w:szCs w:val="20"/>
-          <w:lang w:val="en-AU"/>
-        </w:rPr>
-      </w:pPr>
       <w:r>
         <w:rPr>
           <w:rFonts w:asciiTheme="minorHAnsi" w:hAnsiTheme="minorHAnsi" w:cstheme="minorHAnsi"/>
@@ -75,7 +85,7 @@
           <w:szCs w:val="20"/>
           <w:lang w:val="en-AU"/>
         </w:rPr>
-        <w:t xml:space="preserve">Project </w:t>
+        <w:t xml:space="preserve"> </w:t>
       </w:r>
       <w:r>
         <w:rPr>
@@ -321,7 +331,7 @@
       <w:tr>
         <w:trPr>
           <w:cantSplit/>
-          <w:trHeight w:val="6653"/>
+          <w:trHeight w:val="2710"/>
         </w:trPr>
         <w:tc>
           <w:tcPr>
@@ -347,7 +357,34 @@
                 <w:szCs w:val="20"/>
                 <w:lang w:val="en-AU"/>
               </w:rPr>
-              <w:t>Milestone One - Movie Listings Application (10%)</w:t>
+              <w:t>Core Application Setup</w:t>
+            </w:r>
+            <w:r>
+              <w:rPr>
+                <w:rFonts w:cstheme="minorHAnsi"/>
+                <w:sz w:val="20"/>
+                <w:szCs w:val="20"/>
+                <w:lang w:val="en-AU"/>
+              </w:rPr>
+              <w:t xml:space="preserve"> (</w:t>
+            </w:r>
+            <w:r>
+              <w:rPr>
+                <w:rFonts w:cstheme="minorHAnsi"/>
+                <w:sz w:val="20"/>
+                <w:szCs w:val="20"/>
+                <w:lang w:val="en-AU"/>
+              </w:rPr>
+              <w:t>8</w:t>
+            </w:r>
+            <w:r>
+              <w:rPr>
+                <w:rFonts w:cstheme="minorHAnsi"/>
+                <w:sz w:val="20"/>
+                <w:szCs w:val="20"/>
+                <w:lang w:val="en-AU"/>
+              </w:rPr>
+              <w:t>%)</w:t>
             </w:r>
           </w:p>
         </w:tc>
@@ -355,203 +392,6 @@
           <w:tcPr>
             <w:tcW w:w="3176" w:type="dxa"/>
           </w:tcPr>
-          <w:p>
-            <w:pPr>
-              <w:rPr>
-                <w:rFonts w:cstheme="minorHAnsi"/>
-                <w:sz w:val="16"/>
-                <w:szCs w:val="16"/>
-              </w:rPr>
-            </w:pPr>
-            <w:r>
-              <w:rPr>
-                <w:rFonts w:cstheme="minorHAnsi"/>
-                <w:sz w:val="16"/>
-                <w:szCs w:val="16"/>
-              </w:rPr>
-              <w:t xml:space="preserve">Perfectly structured Vite React project in the specified directory. Successfully deployed to </w:t>
-            </w:r>
-            <w:proofErr w:type="spellStart"/>
-            <w:r>
-              <w:rPr>
-                <w:rFonts w:cstheme="minorHAnsi"/>
-                <w:sz w:val="16"/>
-                <w:szCs w:val="16"/>
-              </w:rPr>
-              <w:t>Vercel</w:t>
-            </w:r>
-            <w:proofErr w:type="spellEnd"/>
-            <w:r>
-              <w:rPr>
-                <w:rFonts w:cstheme="minorHAnsi"/>
-                <w:sz w:val="16"/>
-                <w:szCs w:val="16"/>
-              </w:rPr>
-              <w:t xml:space="preserve"> with proper configuration.</w:t>
-            </w:r>
-          </w:p>
-          <w:p>
-            <w:pPr>
-              <w:rPr>
-                <w:rFonts w:cstheme="minorHAnsi"/>
-                <w:sz w:val="16"/>
-                <w:szCs w:val="16"/>
-              </w:rPr>
-            </w:pPr>
-          </w:p>
-          <w:p>
-            <w:pPr>
-              <w:rPr>
-                <w:rFonts w:cstheme="minorHAnsi"/>
-                <w:sz w:val="16"/>
-                <w:szCs w:val="16"/>
-              </w:rPr>
-            </w:pPr>
-            <w:r>
-              <w:rPr>
-                <w:rFonts w:cstheme="minorHAnsi"/>
-                <w:sz w:val="16"/>
-                <w:szCs w:val="16"/>
-              </w:rPr>
-              <w:t>Excellent implementation of React Query/</w:t>
-            </w:r>
-            <w:proofErr w:type="spellStart"/>
-            <w:r>
-              <w:rPr>
-                <w:rFonts w:cstheme="minorHAnsi"/>
-                <w:sz w:val="16"/>
-                <w:szCs w:val="16"/>
-              </w:rPr>
-              <w:t>TanStack</w:t>
-            </w:r>
-            <w:proofErr w:type="spellEnd"/>
-            <w:r>
-              <w:rPr>
-                <w:rFonts w:cstheme="minorHAnsi"/>
-                <w:sz w:val="16"/>
-                <w:szCs w:val="16"/>
-              </w:rPr>
-              <w:t xml:space="preserve"> Query and Fetch API for data retrieval from The Movie DB API. </w:t>
-            </w:r>
-          </w:p>
-          <w:p>
-            <w:pPr>
-              <w:rPr>
-                <w:rFonts w:cstheme="minorHAnsi"/>
-                <w:b/>
-                <w:bCs/>
-                <w:sz w:val="16"/>
-                <w:szCs w:val="16"/>
-              </w:rPr>
-            </w:pPr>
-          </w:p>
-          <w:p>
-            <w:pPr>
-              <w:rPr>
-                <w:rFonts w:cstheme="minorHAnsi"/>
-                <w:sz w:val="16"/>
-                <w:szCs w:val="16"/>
-              </w:rPr>
-            </w:pPr>
-            <w:r>
-              <w:rPr>
-                <w:rFonts w:cstheme="minorHAnsi"/>
-                <w:sz w:val="16"/>
-                <w:szCs w:val="16"/>
-              </w:rPr>
-              <w:t xml:space="preserve">Perfect implementation of navigation bar using Tailwind CSS, </w:t>
-            </w:r>
-            <w:proofErr w:type="spellStart"/>
-            <w:r>
-              <w:rPr>
-                <w:rFonts w:cstheme="minorHAnsi"/>
-                <w:sz w:val="16"/>
-                <w:szCs w:val="16"/>
-              </w:rPr>
-              <w:t>Shadcn</w:t>
-            </w:r>
-            <w:proofErr w:type="spellEnd"/>
-            <w:r>
-              <w:rPr>
-                <w:rFonts w:cstheme="minorHAnsi"/>
-                <w:sz w:val="16"/>
-                <w:szCs w:val="16"/>
-              </w:rPr>
-              <w:t xml:space="preserve"> UI, and React Router with all specified movie type options (Trending, Top Rated, Action, Animation, Comedy). Default selection is properly set to Trending.</w:t>
-            </w:r>
-          </w:p>
-          <w:p>
-            <w:pPr>
-              <w:rPr>
-                <w:rFonts w:cstheme="minorHAnsi"/>
-                <w:b/>
-                <w:bCs/>
-                <w:sz w:val="16"/>
-                <w:szCs w:val="16"/>
-              </w:rPr>
-            </w:pPr>
-          </w:p>
-          <w:p>
-            <w:pPr>
-              <w:rPr>
-                <w:rFonts w:cstheme="minorHAnsi"/>
-                <w:sz w:val="16"/>
-                <w:szCs w:val="16"/>
-              </w:rPr>
-            </w:pPr>
-            <w:r>
-              <w:rPr>
-                <w:rFonts w:cstheme="minorHAnsi"/>
-                <w:sz w:val="16"/>
-                <w:szCs w:val="16"/>
-              </w:rPr>
-              <w:t xml:space="preserve">Flawless display of title, overview, poster path, and release date for the first 10 movies in each category. Perfect card styling using Tailwind CSS and </w:t>
-            </w:r>
-            <w:proofErr w:type="spellStart"/>
-            <w:r>
-              <w:rPr>
-                <w:rFonts w:cstheme="minorHAnsi"/>
-                <w:sz w:val="16"/>
-                <w:szCs w:val="16"/>
-              </w:rPr>
-              <w:t>Shadcn</w:t>
-            </w:r>
-            <w:proofErr w:type="spellEnd"/>
-            <w:r>
-              <w:rPr>
-                <w:rFonts w:cstheme="minorHAnsi"/>
-                <w:sz w:val="16"/>
-                <w:szCs w:val="16"/>
-              </w:rPr>
-              <w:t xml:space="preserve"> UI. Exactly five movies per row in a responsive layout.</w:t>
-            </w:r>
-          </w:p>
-          <w:p>
-            <w:pPr>
-              <w:rPr>
-                <w:rFonts w:cstheme="minorHAnsi"/>
-                <w:sz w:val="16"/>
-                <w:szCs w:val="16"/>
-              </w:rPr>
-            </w:pPr>
-          </w:p>
-          <w:p>
-            <w:pPr>
-              <w:rPr>
-                <w:rFonts w:cstheme="minorHAnsi"/>
-                <w:sz w:val="16"/>
-                <w:szCs w:val="16"/>
-              </w:rPr>
-            </w:pPr>
-            <w:r>
-              <w:rPr>
-                <w:rFonts w:cstheme="minorHAnsi"/>
-                <w:sz w:val="16"/>
-                <w:szCs w:val="16"/>
-              </w:rPr>
-              <w:t>Comprehensive error handling for all potential error states and missing data scenarios. Intuitive error messages and graceful fallbacks.</w:t>
-            </w:r>
-          </w:p>
           <w:p>
             <w:pPr>
               <w:tabs>
@@ -559,10 +399,66 @@
               </w:tabs>
               <w:rPr>
                 <w:rFonts w:cstheme="minorHAnsi"/>
-                <w:sz w:val="16"/>
-                <w:szCs w:val="16"/>
-              </w:rPr>
-            </w:pPr>
+                <w:sz w:val="20"/>
+                <w:szCs w:val="20"/>
+              </w:rPr>
+            </w:pPr>
+            <w:r>
+              <w:rPr>
+                <w:rFonts w:cstheme="minorHAnsi"/>
+                <w:sz w:val="20"/>
+                <w:szCs w:val="20"/>
+              </w:rPr>
+              <w:t>Application opens flawlessly without modification in Visual Studio. Project naming and structure are perfect.</w:t>
+            </w:r>
+          </w:p>
+          <w:p>
+            <w:pPr>
+              <w:tabs>
+                <w:tab w:val="left" w:pos="1975"/>
+              </w:tabs>
+              <w:rPr>
+                <w:rFonts w:cstheme="minorHAnsi"/>
+                <w:sz w:val="20"/>
+                <w:szCs w:val="20"/>
+              </w:rPr>
+            </w:pPr>
+          </w:p>
+          <w:p>
+            <w:pPr>
+              <w:tabs>
+                <w:tab w:val="left" w:pos="1975"/>
+              </w:tabs>
+              <w:rPr>
+                <w:rFonts w:cstheme="minorHAnsi"/>
+                <w:sz w:val="20"/>
+                <w:szCs w:val="20"/>
+              </w:rPr>
+            </w:pPr>
+            <w:r>
+              <w:rPr>
+                <w:rFonts w:cstheme="minorHAnsi"/>
+                <w:sz w:val="20"/>
+                <w:szCs w:val="20"/>
+              </w:rPr>
+              <w:t>Excellent organi</w:t>
+            </w:r>
+            <w:r>
+              <w:rPr>
+                <w:rFonts w:cstheme="minorHAnsi"/>
+                <w:sz w:val="20"/>
+                <w:szCs w:val="20"/>
+              </w:rPr>
+              <w:t>s</w:t>
+            </w:r>
+            <w:r>
+              <w:rPr>
+                <w:rFonts w:cstheme="minorHAnsi"/>
+                <w:sz w:val="20"/>
+                <w:szCs w:val="20"/>
+              </w:rPr>
+              <w:t>ation of files, classes, and resources. Code structure demonstrates professional standards.</w:t>
+            </w:r>
           </w:p>
         </w:tc>
         <w:tc>
@@ -573,167 +469,60 @@
             <w:pPr>
               <w:rPr>
                 <w:rFonts w:cstheme="minorHAnsi"/>
-                <w:sz w:val="16"/>
-                <w:szCs w:val="16"/>
-              </w:rPr>
-            </w:pPr>
-            <w:r>
-              <w:rPr>
-                <w:rFonts w:cstheme="minorHAnsi"/>
-                <w:sz w:val="16"/>
-                <w:szCs w:val="16"/>
-              </w:rPr>
-              <w:t xml:space="preserve">Well-structured Vite React project in the specified directory. Successfully deployed to </w:t>
-            </w:r>
-            <w:proofErr w:type="spellStart"/>
-            <w:r>
-              <w:rPr>
-                <w:rFonts w:cstheme="minorHAnsi"/>
-                <w:sz w:val="16"/>
-                <w:szCs w:val="16"/>
-              </w:rPr>
-              <w:t>Vercel</w:t>
-            </w:r>
-            <w:proofErr w:type="spellEnd"/>
-            <w:r>
-              <w:rPr>
-                <w:rFonts w:cstheme="minorHAnsi"/>
-                <w:sz w:val="16"/>
-                <w:szCs w:val="16"/>
-              </w:rPr>
-              <w:t xml:space="preserve"> with minor configuration issues</w:t>
-            </w:r>
-          </w:p>
-          <w:p>
-            <w:pPr>
-              <w:rPr>
-                <w:rFonts w:cstheme="minorHAnsi"/>
-                <w:sz w:val="16"/>
-                <w:szCs w:val="16"/>
-              </w:rPr>
-            </w:pPr>
-          </w:p>
-          <w:p>
-            <w:pPr>
-              <w:rPr>
-                <w:rFonts w:cstheme="minorHAnsi"/>
-                <w:sz w:val="16"/>
-                <w:szCs w:val="16"/>
-              </w:rPr>
-            </w:pPr>
-            <w:r>
-              <w:rPr>
-                <w:rFonts w:cstheme="minorHAnsi"/>
-                <w:sz w:val="16"/>
-                <w:szCs w:val="16"/>
-              </w:rPr>
-              <w:t>Good implementation of React Query/</w:t>
-            </w:r>
-            <w:proofErr w:type="spellStart"/>
-            <w:r>
-              <w:rPr>
-                <w:rFonts w:cstheme="minorHAnsi"/>
-                <w:sz w:val="16"/>
-                <w:szCs w:val="16"/>
-              </w:rPr>
-              <w:t>TanStack</w:t>
-            </w:r>
-            <w:proofErr w:type="spellEnd"/>
-            <w:r>
-              <w:rPr>
-                <w:rFonts w:cstheme="minorHAnsi"/>
-                <w:sz w:val="16"/>
-                <w:szCs w:val="16"/>
-              </w:rPr>
-              <w:t xml:space="preserve"> Query and Fetch API with proper data retrieval. </w:t>
-            </w:r>
-          </w:p>
-          <w:p>
-            <w:pPr>
-              <w:rPr>
-                <w:rFonts w:cstheme="minorHAnsi"/>
-                <w:sz w:val="16"/>
-                <w:szCs w:val="16"/>
-              </w:rPr>
-            </w:pPr>
-          </w:p>
-          <w:p>
-            <w:pPr>
-              <w:rPr>
-                <w:rFonts w:cstheme="minorHAnsi"/>
-                <w:sz w:val="16"/>
-                <w:szCs w:val="16"/>
-              </w:rPr>
-            </w:pPr>
-            <w:r>
-              <w:rPr>
-                <w:rFonts w:cstheme="minorHAnsi"/>
-                <w:sz w:val="16"/>
-                <w:szCs w:val="16"/>
-              </w:rPr>
-              <w:t>Good implementation of navigation bar with all specified movie type options. Default selection works correctly.</w:t>
-            </w:r>
-          </w:p>
-          <w:p>
-            <w:pPr>
-              <w:rPr>
-                <w:rFonts w:cstheme="minorHAnsi"/>
-                <w:sz w:val="16"/>
-                <w:szCs w:val="16"/>
-              </w:rPr>
-            </w:pPr>
-          </w:p>
-          <w:p>
-            <w:pPr>
-              <w:rPr>
-                <w:rFonts w:cstheme="minorHAnsi"/>
-                <w:sz w:val="16"/>
-                <w:szCs w:val="16"/>
-              </w:rPr>
-            </w:pPr>
-            <w:r>
-              <w:rPr>
-                <w:rFonts w:cstheme="minorHAnsi"/>
-                <w:sz w:val="16"/>
-                <w:szCs w:val="16"/>
-              </w:rPr>
-              <w:t>Good display of movie information with appropriate styling. Five movies per row with minor layout issues.</w:t>
-            </w:r>
-          </w:p>
-          <w:p>
-            <w:pPr>
-              <w:rPr>
-                <w:rFonts w:cstheme="minorHAnsi"/>
-                <w:sz w:val="16"/>
-                <w:szCs w:val="16"/>
-              </w:rPr>
-            </w:pPr>
-          </w:p>
-          <w:p>
-            <w:pPr>
-              <w:rPr>
-                <w:rFonts w:cstheme="minorHAnsi"/>
-                <w:sz w:val="16"/>
-                <w:szCs w:val="16"/>
-              </w:rPr>
-            </w:pPr>
-            <w:r>
-              <w:rPr>
-                <w:rFonts w:cstheme="minorHAnsi"/>
-                <w:sz w:val="16"/>
-                <w:szCs w:val="16"/>
-              </w:rPr>
-              <w:t>Good error handling for most error states and missing data scenarios.</w:t>
-            </w:r>
-          </w:p>
-          <w:p>
-            <w:pPr>
-              <w:rPr>
-                <w:rFonts w:cstheme="minorHAnsi"/>
-                <w:sz w:val="16"/>
-                <w:szCs w:val="16"/>
-              </w:rPr>
-            </w:pPr>
+                <w:sz w:val="20"/>
+                <w:szCs w:val="20"/>
+              </w:rPr>
+            </w:pPr>
+            <w:r>
+              <w:rPr>
+                <w:rFonts w:cstheme="minorHAnsi"/>
+                <w:sz w:val="20"/>
+                <w:szCs w:val="20"/>
+              </w:rPr>
+              <w:t>Application opens without modification but may have minor naming inconsistencies.</w:t>
+            </w:r>
+          </w:p>
+          <w:p>
+            <w:pPr>
+              <w:rPr>
+                <w:rFonts w:cstheme="minorHAnsi"/>
+                <w:sz w:val="20"/>
+                <w:szCs w:val="20"/>
+              </w:rPr>
+            </w:pPr>
+          </w:p>
+          <w:p>
+            <w:pPr>
+              <w:rPr>
+                <w:rFonts w:cstheme="minorHAnsi"/>
+                <w:sz w:val="20"/>
+                <w:szCs w:val="20"/>
+              </w:rPr>
+            </w:pPr>
+            <w:r>
+              <w:rPr>
+                <w:rFonts w:cstheme="minorHAnsi"/>
+                <w:sz w:val="20"/>
+                <w:szCs w:val="20"/>
+              </w:rPr>
+              <w:t>Good organi</w:t>
+            </w:r>
+            <w:r>
+              <w:rPr>
+                <w:rFonts w:cstheme="minorHAnsi"/>
+                <w:sz w:val="20"/>
+                <w:szCs w:val="20"/>
+              </w:rPr>
+              <w:t>s</w:t>
+            </w:r>
+            <w:r>
+              <w:rPr>
+                <w:rFonts w:cstheme="minorHAnsi"/>
+                <w:sz w:val="20"/>
+                <w:szCs w:val="20"/>
+              </w:rPr>
+              <w:t>ation with minor inconsistencies in file structure or naming conventions.</w:t>
+            </w:r>
           </w:p>
         </w:tc>
         <w:tc>
@@ -744,283 +533,60 @@
             <w:pPr>
               <w:rPr>
                 <w:rFonts w:cstheme="minorHAnsi"/>
-                <w:sz w:val="16"/>
-                <w:szCs w:val="16"/>
-              </w:rPr>
-            </w:pPr>
-            <w:r>
-              <w:rPr>
-                <w:rFonts w:cstheme="minorHAnsi"/>
-                <w:sz w:val="16"/>
-                <w:szCs w:val="16"/>
-              </w:rPr>
-              <w:t xml:space="preserve">Basic Vite React project in the specified directory. Deployed to </w:t>
-            </w:r>
-            <w:proofErr w:type="spellStart"/>
-            <w:r>
-              <w:rPr>
-                <w:rFonts w:cstheme="minorHAnsi"/>
-                <w:sz w:val="16"/>
-                <w:szCs w:val="16"/>
-              </w:rPr>
-              <w:t>Vercel</w:t>
-            </w:r>
-            <w:proofErr w:type="spellEnd"/>
-            <w:r>
-              <w:rPr>
-                <w:rFonts w:cstheme="minorHAnsi"/>
-                <w:sz w:val="16"/>
-                <w:szCs w:val="16"/>
-              </w:rPr>
-              <w:t xml:space="preserve"> with some significant issues. </w:t>
-            </w:r>
-          </w:p>
-          <w:p>
-            <w:pPr>
-              <w:rPr>
-                <w:rFonts w:cstheme="minorHAnsi"/>
-                <w:sz w:val="16"/>
-                <w:szCs w:val="16"/>
-              </w:rPr>
-            </w:pPr>
-          </w:p>
-          <w:p>
-            <w:pPr>
-              <w:rPr>
-                <w:rFonts w:cstheme="minorHAnsi"/>
-                <w:sz w:val="16"/>
-                <w:szCs w:val="16"/>
-              </w:rPr>
-            </w:pPr>
-            <w:r>
-              <w:rPr>
-                <w:rFonts w:cstheme="minorHAnsi"/>
-                <w:sz w:val="16"/>
-                <w:szCs w:val="16"/>
-              </w:rPr>
-              <w:t>Basic implementation of React Query/</w:t>
-            </w:r>
-            <w:proofErr w:type="spellStart"/>
-            <w:r>
-              <w:rPr>
-                <w:rFonts w:cstheme="minorHAnsi"/>
-                <w:sz w:val="16"/>
-                <w:szCs w:val="16"/>
-              </w:rPr>
-              <w:t>TanStack</w:t>
-            </w:r>
-            <w:proofErr w:type="spellEnd"/>
-            <w:r>
-              <w:rPr>
-                <w:rFonts w:cstheme="minorHAnsi"/>
-                <w:sz w:val="16"/>
-                <w:szCs w:val="16"/>
-              </w:rPr>
-              <w:t xml:space="preserve"> Query and Fetch API with functional data retrieval</w:t>
-            </w:r>
-            <w:r>
-              <w:rPr>
-                <w:rFonts w:cstheme="minorHAnsi"/>
-                <w:sz w:val="16"/>
-                <w:szCs w:val="16"/>
-              </w:rPr>
-              <w:t>.</w:t>
-            </w:r>
-          </w:p>
-          <w:p>
-            <w:pPr>
-              <w:rPr>
-                <w:rFonts w:cstheme="minorHAnsi"/>
-                <w:sz w:val="16"/>
-                <w:szCs w:val="16"/>
-              </w:rPr>
-            </w:pPr>
-          </w:p>
-          <w:p>
-            <w:pPr>
-              <w:rPr>
-                <w:rFonts w:cstheme="minorHAnsi"/>
-                <w:sz w:val="16"/>
-                <w:szCs w:val="16"/>
-              </w:rPr>
-            </w:pPr>
-            <w:r>
-              <w:rPr>
-                <w:rFonts w:cstheme="minorHAnsi"/>
-                <w:sz w:val="16"/>
-                <w:szCs w:val="16"/>
-              </w:rPr>
-              <w:t>Basic navigation bar that includes all options but with styling or functional issues.</w:t>
-            </w:r>
-          </w:p>
-          <w:p>
-            <w:pPr>
-              <w:rPr>
-                <w:rFonts w:cstheme="minorHAnsi"/>
-                <w:sz w:val="16"/>
-                <w:szCs w:val="16"/>
-              </w:rPr>
-            </w:pPr>
-          </w:p>
-          <w:p>
-            <w:pPr>
-              <w:rPr>
-                <w:rFonts w:cstheme="minorHAnsi"/>
-                <w:sz w:val="16"/>
-                <w:szCs w:val="16"/>
-              </w:rPr>
-            </w:pPr>
-            <w:r>
-              <w:rPr>
-                <w:rFonts w:cstheme="minorHAnsi"/>
-                <w:sz w:val="16"/>
-                <w:szCs w:val="16"/>
-              </w:rPr>
-              <w:t>Basic display of movie information with minimal styling. Approximately five movies per row with noticeable layout issues.</w:t>
-            </w:r>
-          </w:p>
-          <w:p>
-            <w:pPr>
-              <w:rPr>
-                <w:rFonts w:cstheme="minorHAnsi"/>
-                <w:sz w:val="16"/>
-                <w:szCs w:val="16"/>
-              </w:rPr>
-            </w:pPr>
-          </w:p>
-          <w:p>
-            <w:pPr>
-              <w:rPr>
-                <w:rFonts w:cstheme="minorHAnsi"/>
-                <w:sz w:val="16"/>
-                <w:szCs w:val="16"/>
-              </w:rPr>
-            </w:pPr>
-            <w:r>
-              <w:rPr>
-                <w:rFonts w:cstheme="minorHAnsi"/>
-                <w:sz w:val="16"/>
-                <w:szCs w:val="16"/>
-              </w:rPr>
-              <w:t>Basic error handling that catches major errors but misses edge cases or lacks graceful handling.</w:t>
-            </w:r>
-          </w:p>
-          <w:p>
-            <w:pPr>
-              <w:rPr>
-                <w:rFonts w:cstheme="minorHAnsi"/>
-                <w:sz w:val="16"/>
-                <w:szCs w:val="16"/>
-              </w:rPr>
-            </w:pPr>
-          </w:p>
-          <w:p>
-            <w:pPr>
-              <w:rPr>
-                <w:rFonts w:cstheme="minorHAnsi"/>
-                <w:sz w:val="16"/>
-                <w:szCs w:val="16"/>
-              </w:rPr>
-            </w:pPr>
-          </w:p>
-          <w:p>
-            <w:pPr>
-              <w:rPr>
-                <w:rFonts w:cstheme="minorHAnsi"/>
-                <w:sz w:val="16"/>
-                <w:szCs w:val="16"/>
-              </w:rPr>
-            </w:pPr>
-          </w:p>
-          <w:p>
-            <w:pPr>
-              <w:rPr>
-                <w:rFonts w:cstheme="minorHAnsi"/>
-                <w:sz w:val="16"/>
-                <w:szCs w:val="16"/>
-              </w:rPr>
-            </w:pPr>
-          </w:p>
-          <w:p>
-            <w:pPr>
-              <w:rPr>
-                <w:rFonts w:cstheme="minorHAnsi"/>
-                <w:sz w:val="16"/>
-                <w:szCs w:val="16"/>
-              </w:rPr>
-            </w:pPr>
-          </w:p>
-          <w:p>
-            <w:pPr>
-              <w:rPr>
-                <w:rFonts w:cstheme="minorHAnsi"/>
-                <w:sz w:val="16"/>
-                <w:szCs w:val="16"/>
-              </w:rPr>
-            </w:pPr>
-          </w:p>
-          <w:p>
-            <w:pPr>
-              <w:rPr>
-                <w:rFonts w:cstheme="minorHAnsi"/>
-                <w:sz w:val="16"/>
-                <w:szCs w:val="16"/>
-              </w:rPr>
-            </w:pPr>
-          </w:p>
-          <w:p>
-            <w:pPr>
-              <w:rPr>
-                <w:rFonts w:cstheme="minorHAnsi"/>
-                <w:sz w:val="16"/>
-                <w:szCs w:val="16"/>
-              </w:rPr>
-            </w:pPr>
-          </w:p>
-          <w:p>
-            <w:pPr>
-              <w:rPr>
-                <w:rFonts w:cstheme="minorHAnsi"/>
-                <w:sz w:val="16"/>
-                <w:szCs w:val="16"/>
-              </w:rPr>
-            </w:pPr>
-          </w:p>
-          <w:p>
-            <w:pPr>
-              <w:rPr>
-                <w:rFonts w:cstheme="minorHAnsi"/>
-                <w:sz w:val="16"/>
-                <w:szCs w:val="16"/>
-              </w:rPr>
-            </w:pPr>
-          </w:p>
-          <w:p>
-            <w:pPr>
-              <w:rPr>
-                <w:rFonts w:cstheme="minorHAnsi"/>
-                <w:sz w:val="16"/>
-                <w:szCs w:val="16"/>
-              </w:rPr>
-            </w:pPr>
-          </w:p>
-          <w:p>
-            <w:pPr>
-              <w:rPr>
-                <w:rFonts w:cstheme="minorHAnsi"/>
-                <w:sz w:val="16"/>
-                <w:szCs w:val="16"/>
-              </w:rPr>
-            </w:pPr>
-          </w:p>
-          <w:p>
-            <w:pPr>
-              <w:rPr>
-                <w:rFonts w:cstheme="minorHAnsi"/>
-                <w:sz w:val="16"/>
-                <w:szCs w:val="16"/>
-              </w:rPr>
-            </w:pPr>
+                <w:sz w:val="20"/>
+                <w:szCs w:val="20"/>
+              </w:rPr>
+            </w:pPr>
+            <w:r>
+              <w:rPr>
+                <w:rFonts w:cstheme="minorHAnsi"/>
+                <w:sz w:val="20"/>
+                <w:szCs w:val="20"/>
+              </w:rPr>
+              <w:t>Application opens with minor modifications needed. Project structure has several inconsistencies.</w:t>
+            </w:r>
+          </w:p>
+          <w:p>
+            <w:pPr>
+              <w:rPr>
+                <w:rFonts w:cstheme="minorHAnsi"/>
+                <w:sz w:val="20"/>
+                <w:szCs w:val="20"/>
+              </w:rPr>
+            </w:pPr>
+          </w:p>
+          <w:p>
+            <w:pPr>
+              <w:rPr>
+                <w:rFonts w:cstheme="minorHAnsi"/>
+                <w:sz w:val="20"/>
+                <w:szCs w:val="20"/>
+              </w:rPr>
+            </w:pPr>
+            <w:r>
+              <w:rPr>
+                <w:rFonts w:cstheme="minorHAnsi"/>
+                <w:sz w:val="20"/>
+                <w:szCs w:val="20"/>
+              </w:rPr>
+              <w:t xml:space="preserve">Basic </w:t>
+            </w:r>
+            <w:r>
+              <w:rPr>
+                <w:rFonts w:cstheme="minorHAnsi"/>
+                <w:sz w:val="20"/>
+                <w:szCs w:val="20"/>
+              </w:rPr>
+              <w:t xml:space="preserve">organisation </w:t>
+            </w:r>
+            <w:r>
+              <w:rPr>
+                <w:rFonts w:cstheme="minorHAnsi"/>
+                <w:sz w:val="20"/>
+                <w:szCs w:val="20"/>
+              </w:rPr>
+              <w:t>with some structural issues that affect readability or maintenance.</w:t>
+            </w:r>
           </w:p>
         </w:tc>
         <w:tc>
@@ -1031,165 +597,70 @@
             <w:pPr>
               <w:rPr>
                 <w:rFonts w:cstheme="minorHAnsi"/>
-                <w:sz w:val="16"/>
-                <w:szCs w:val="16"/>
-              </w:rPr>
-            </w:pPr>
-            <w:r>
-              <w:rPr>
-                <w:rFonts w:cstheme="minorHAnsi"/>
-                <w:sz w:val="16"/>
-                <w:szCs w:val="16"/>
-              </w:rPr>
-              <w:t xml:space="preserve">Poorly structured or incomplete Vite React project. Deployment to </w:t>
-            </w:r>
-            <w:proofErr w:type="spellStart"/>
-            <w:r>
-              <w:rPr>
-                <w:rFonts w:cstheme="minorHAnsi"/>
-                <w:sz w:val="16"/>
-                <w:szCs w:val="16"/>
-              </w:rPr>
-              <w:t>Vercel</w:t>
-            </w:r>
-            <w:proofErr w:type="spellEnd"/>
-            <w:r>
-              <w:rPr>
-                <w:rFonts w:cstheme="minorHAnsi"/>
-                <w:sz w:val="16"/>
-                <w:szCs w:val="16"/>
-              </w:rPr>
-              <w:t xml:space="preserve"> unsuccessful or with major issues.</w:t>
-            </w:r>
-          </w:p>
-          <w:p>
-            <w:pPr>
-              <w:rPr>
-                <w:rFonts w:cstheme="minorHAnsi"/>
-                <w:sz w:val="16"/>
-                <w:szCs w:val="16"/>
-              </w:rPr>
-            </w:pPr>
-          </w:p>
-          <w:p>
-            <w:pPr>
-              <w:rPr>
-                <w:rFonts w:cstheme="minorHAnsi"/>
-                <w:sz w:val="16"/>
-                <w:szCs w:val="16"/>
-              </w:rPr>
-            </w:pPr>
-            <w:r>
-              <w:rPr>
-                <w:rFonts w:cstheme="minorHAnsi"/>
-                <w:sz w:val="16"/>
-                <w:szCs w:val="16"/>
-              </w:rPr>
-              <w:t>Poor or incomplete implementation of React Query/</w:t>
-            </w:r>
-            <w:proofErr w:type="spellStart"/>
-            <w:r>
-              <w:rPr>
-                <w:rFonts w:cstheme="minorHAnsi"/>
-                <w:sz w:val="16"/>
-                <w:szCs w:val="16"/>
-              </w:rPr>
-              <w:t>TanStack</w:t>
-            </w:r>
-            <w:proofErr w:type="spellEnd"/>
-            <w:r>
-              <w:rPr>
-                <w:rFonts w:cstheme="minorHAnsi"/>
-                <w:sz w:val="16"/>
-                <w:szCs w:val="16"/>
-              </w:rPr>
-              <w:t xml:space="preserve"> Query and Fetch API. Data retrieval is unreliable or broken.</w:t>
-            </w:r>
-          </w:p>
-          <w:p>
-            <w:pPr>
-              <w:rPr>
-                <w:rFonts w:cstheme="minorHAnsi"/>
-                <w:sz w:val="16"/>
-                <w:szCs w:val="16"/>
-              </w:rPr>
-            </w:pPr>
-          </w:p>
-          <w:p>
-            <w:pPr>
-              <w:rPr>
-                <w:rFonts w:cstheme="minorHAnsi"/>
-                <w:sz w:val="16"/>
-                <w:szCs w:val="16"/>
-              </w:rPr>
-            </w:pPr>
-            <w:r>
-              <w:rPr>
-                <w:rFonts w:cstheme="minorHAnsi"/>
-                <w:sz w:val="16"/>
-                <w:szCs w:val="16"/>
-              </w:rPr>
-              <w:t>Incomplete navigation bar missing options or with significant functional issues.</w:t>
-            </w:r>
-          </w:p>
-          <w:p>
-            <w:pPr>
-              <w:rPr>
-                <w:rFonts w:cstheme="minorHAnsi"/>
-                <w:sz w:val="16"/>
-                <w:szCs w:val="16"/>
-              </w:rPr>
-            </w:pPr>
-          </w:p>
-          <w:p>
-            <w:pPr>
-              <w:rPr>
-                <w:rFonts w:cstheme="minorHAnsi"/>
-                <w:sz w:val="16"/>
-                <w:szCs w:val="16"/>
-              </w:rPr>
-            </w:pPr>
-            <w:r>
-              <w:rPr>
-                <w:rFonts w:cstheme="minorHAnsi"/>
-                <w:sz w:val="16"/>
-                <w:szCs w:val="16"/>
-              </w:rPr>
-              <w:t>Incomplete or poorly styled movie display. Row layout incorrect or inconsistent.</w:t>
-            </w:r>
-          </w:p>
-          <w:p>
-            <w:pPr>
-              <w:rPr>
-                <w:rFonts w:cstheme="minorHAnsi"/>
-                <w:sz w:val="16"/>
-                <w:szCs w:val="16"/>
-              </w:rPr>
-            </w:pPr>
-          </w:p>
-          <w:p>
-            <w:pPr>
-              <w:rPr>
-                <w:rFonts w:cstheme="minorHAnsi"/>
-                <w:sz w:val="16"/>
-                <w:szCs w:val="16"/>
-              </w:rPr>
-            </w:pPr>
-            <w:r>
-              <w:rPr>
-                <w:rFonts w:cstheme="minorHAnsi"/>
-                <w:sz w:val="16"/>
-                <w:szCs w:val="16"/>
-              </w:rPr>
-              <w:t>Minimal or no error handling for missing data or API failures.</w:t>
-            </w:r>
-          </w:p>
-          <w:p>
-            <w:pPr>
-              <w:rPr>
-                <w:rFonts w:cstheme="minorHAnsi"/>
-                <w:sz w:val="16"/>
-                <w:szCs w:val="16"/>
+                <w:sz w:val="20"/>
+                <w:szCs w:val="20"/>
+              </w:rPr>
+            </w:pPr>
+            <w:r>
+              <w:rPr>
+                <w:rFonts w:cstheme="minorHAnsi"/>
+                <w:sz w:val="20"/>
+                <w:szCs w:val="20"/>
+              </w:rPr>
+              <w:t>Application requires significant modification to open or run. Project structure is problematic.</w:t>
+            </w:r>
+          </w:p>
+          <w:p>
+            <w:pPr>
+              <w:rPr>
+                <w:rFonts w:cstheme="minorHAnsi"/>
+                <w:sz w:val="20"/>
+                <w:szCs w:val="20"/>
+              </w:rPr>
+            </w:pPr>
+          </w:p>
+          <w:p>
+            <w:pPr>
+              <w:rPr>
+                <w:rFonts w:cstheme="minorHAnsi"/>
+                <w:sz w:val="20"/>
+                <w:szCs w:val="20"/>
+              </w:rPr>
+            </w:pPr>
+            <w:r>
+              <w:rPr>
+                <w:rFonts w:cstheme="minorHAnsi"/>
+                <w:sz w:val="20"/>
+                <w:szCs w:val="20"/>
+              </w:rPr>
+              <w:t xml:space="preserve">Poor </w:t>
+            </w:r>
+            <w:r>
+              <w:rPr>
+                <w:rFonts w:cstheme="minorHAnsi"/>
+                <w:sz w:val="20"/>
+                <w:szCs w:val="20"/>
+              </w:rPr>
+              <w:t xml:space="preserve">organisation </w:t>
+            </w:r>
+            <w:r>
+              <w:rPr>
+                <w:rFonts w:cstheme="minorHAnsi"/>
+                <w:sz w:val="20"/>
+                <w:szCs w:val="20"/>
+              </w:rPr>
+              <w:t>with significant structural problems.</w:t>
+            </w:r>
+          </w:p>
+          <w:p>
+            <w:pPr>
+              <w:tabs>
+                <w:tab w:val="left" w:pos="984"/>
+              </w:tabs>
+              <w:rPr>
+                <w:rFonts w:cstheme="minorHAnsi"/>
+                <w:sz w:val="20"/>
+                <w:szCs w:val="20"/>
               </w:rPr>
             </w:pPr>
           </w:p>
@@ -1339,7 +810,15 @@
                 <w:sz w:val="20"/>
                 <w:szCs w:val="20"/>
               </w:rPr>
-              <w:t>Milestone Two - Hacker News Application (15%)</w:t>
+              <w:t>Game M</w:t>
+            </w:r>
+            <w:r>
+              <w:rPr>
+                <w:rFonts w:cstheme="minorHAnsi"/>
+                <w:sz w:val="20"/>
+                <w:szCs w:val="20"/>
+              </w:rPr>
+              <w:t>echanics (22%)</w:t>
             </w:r>
           </w:p>
         </w:tc>
@@ -1352,267 +831,17 @@
               <w:pStyle w:val="NoSpacing"/>
               <w:rPr>
                 <w:rFonts w:cstheme="minorHAnsi"/>
-                <w:sz w:val="16"/>
-                <w:szCs w:val="16"/>
-              </w:rPr>
-            </w:pPr>
-            <w:r>
-              <w:rPr>
-                <w:rFonts w:cstheme="minorHAnsi"/>
-                <w:sz w:val="16"/>
-                <w:szCs w:val="16"/>
-              </w:rPr>
-              <w:t xml:space="preserve">Perfectly structured Vite React project in the specified directory. Successfully deployed to </w:t>
-            </w:r>
-            <w:proofErr w:type="spellStart"/>
-            <w:r>
-              <w:rPr>
-                <w:rFonts w:cstheme="minorHAnsi"/>
-                <w:sz w:val="16"/>
-                <w:szCs w:val="16"/>
-              </w:rPr>
-              <w:t>Vercel</w:t>
-            </w:r>
-            <w:proofErr w:type="spellEnd"/>
-            <w:r>
-              <w:rPr>
-                <w:rFonts w:cstheme="minorHAnsi"/>
-                <w:sz w:val="16"/>
-                <w:szCs w:val="16"/>
-              </w:rPr>
-              <w:t xml:space="preserve"> with proper configuration.</w:t>
-            </w:r>
-          </w:p>
-          <w:p>
-            <w:pPr>
-              <w:pStyle w:val="NoSpacing"/>
-              <w:rPr>
-                <w:rFonts w:cstheme="minorHAnsi"/>
-                <w:sz w:val="16"/>
-                <w:szCs w:val="16"/>
-              </w:rPr>
-            </w:pPr>
-          </w:p>
-          <w:p>
-            <w:pPr>
-              <w:pStyle w:val="NoSpacing"/>
-              <w:rPr>
-                <w:rFonts w:cstheme="minorHAnsi"/>
-                <w:sz w:val="16"/>
-                <w:szCs w:val="16"/>
-              </w:rPr>
-            </w:pPr>
-            <w:r>
-              <w:rPr>
-                <w:rFonts w:cstheme="minorHAnsi"/>
-                <w:sz w:val="16"/>
-                <w:szCs w:val="16"/>
-              </w:rPr>
-              <w:t>Excellent implementation of React Query/</w:t>
-            </w:r>
-            <w:proofErr w:type="spellStart"/>
-            <w:r>
-              <w:rPr>
-                <w:rFonts w:cstheme="minorHAnsi"/>
-                <w:sz w:val="16"/>
-                <w:szCs w:val="16"/>
-              </w:rPr>
-              <w:t>TanStack</w:t>
-            </w:r>
-            <w:proofErr w:type="spellEnd"/>
-            <w:r>
-              <w:rPr>
-                <w:rFonts w:cstheme="minorHAnsi"/>
-                <w:sz w:val="16"/>
-                <w:szCs w:val="16"/>
-              </w:rPr>
-              <w:t xml:space="preserve"> Query and Fetch API for data retrieval from the Hacker News API. </w:t>
-            </w:r>
-          </w:p>
-          <w:p>
-            <w:pPr>
-              <w:pStyle w:val="NoSpacing"/>
-              <w:rPr>
-                <w:rFonts w:cstheme="minorHAnsi"/>
-                <w:b/>
-                <w:bCs/>
-                <w:sz w:val="16"/>
-                <w:szCs w:val="16"/>
-              </w:rPr>
-            </w:pPr>
-          </w:p>
-          <w:p>
-            <w:pPr>
-              <w:pStyle w:val="NoSpacing"/>
-              <w:rPr>
-                <w:rFonts w:cstheme="minorHAnsi"/>
-                <w:sz w:val="16"/>
-                <w:szCs w:val="16"/>
-              </w:rPr>
-            </w:pPr>
-            <w:r>
-              <w:rPr>
-                <w:rFonts w:cstheme="minorHAnsi"/>
-                <w:sz w:val="16"/>
-                <w:szCs w:val="16"/>
-              </w:rPr>
-              <w:t xml:space="preserve">Perfect implementation of navigation bar using Tailwind CSS, </w:t>
-            </w:r>
-            <w:proofErr w:type="spellStart"/>
-            <w:r>
-              <w:rPr>
-                <w:rFonts w:cstheme="minorHAnsi"/>
-                <w:sz w:val="16"/>
-                <w:szCs w:val="16"/>
-              </w:rPr>
-              <w:t>Shadcn</w:t>
-            </w:r>
-            <w:proofErr w:type="spellEnd"/>
-            <w:r>
-              <w:rPr>
-                <w:rFonts w:cstheme="minorHAnsi"/>
-                <w:sz w:val="16"/>
-                <w:szCs w:val="16"/>
-              </w:rPr>
-              <w:t xml:space="preserve"> UI, and React Router with all specified story options (Ask Stories, Best Stories, Job Stories, New Stories, Show Stories, Top Stories, Leaders). Default selection properly set to Ask Stories.</w:t>
-            </w:r>
-          </w:p>
-          <w:p>
-            <w:pPr>
-              <w:pStyle w:val="NoSpacing"/>
-              <w:rPr>
-                <w:rFonts w:cstheme="minorHAnsi"/>
-                <w:b/>
-                <w:bCs/>
-                <w:sz w:val="16"/>
-                <w:szCs w:val="16"/>
-              </w:rPr>
-            </w:pPr>
-          </w:p>
-          <w:p>
-            <w:pPr>
-              <w:pStyle w:val="NoSpacing"/>
-              <w:rPr>
-                <w:rFonts w:cstheme="minorHAnsi"/>
-                <w:sz w:val="16"/>
-                <w:szCs w:val="16"/>
-              </w:rPr>
-            </w:pPr>
-            <w:r>
-              <w:rPr>
-                <w:rFonts w:cstheme="minorHAnsi"/>
-                <w:sz w:val="16"/>
-                <w:szCs w:val="16"/>
-              </w:rPr>
-              <w:t xml:space="preserve">Flawless display of titles for the first 25 stories in each category. Perfect card styling using Tailwind CSS and </w:t>
-            </w:r>
-            <w:proofErr w:type="spellStart"/>
-            <w:r>
-              <w:rPr>
-                <w:rFonts w:cstheme="minorHAnsi"/>
-                <w:sz w:val="16"/>
-                <w:szCs w:val="16"/>
-              </w:rPr>
-              <w:t>Shadcn</w:t>
-            </w:r>
-            <w:proofErr w:type="spellEnd"/>
-            <w:r>
-              <w:rPr>
-                <w:rFonts w:cstheme="minorHAnsi"/>
-                <w:sz w:val="16"/>
-                <w:szCs w:val="16"/>
-              </w:rPr>
-              <w:t xml:space="preserve"> UI. Exactly five stories per row in a responsive layout.</w:t>
-            </w:r>
-          </w:p>
-          <w:p>
-            <w:pPr>
-              <w:pStyle w:val="NoSpacing"/>
-              <w:rPr>
-                <w:rFonts w:cstheme="minorHAnsi"/>
-                <w:b/>
-                <w:bCs/>
-                <w:sz w:val="16"/>
-                <w:szCs w:val="16"/>
-              </w:rPr>
-            </w:pPr>
-          </w:p>
-          <w:p>
-            <w:pPr>
-              <w:pStyle w:val="NoSpacing"/>
-              <w:rPr>
-                <w:rFonts w:cstheme="minorHAnsi"/>
-                <w:sz w:val="16"/>
-                <w:szCs w:val="16"/>
-              </w:rPr>
-            </w:pPr>
-            <w:r>
-              <w:rPr>
-                <w:rFonts w:cstheme="minorHAnsi"/>
-                <w:sz w:val="16"/>
-                <w:szCs w:val="16"/>
-              </w:rPr>
-              <w:t>Perfect implementation of story detail page with all required information (By, Kids, Score, Time, Title, Type, URL) properly displayed and formatted. All links work correctly and open in new tabs. Time correctly converted to readable format.</w:t>
-            </w:r>
-          </w:p>
-          <w:p>
-            <w:pPr>
-              <w:pStyle w:val="NoSpacing"/>
-              <w:rPr>
-                <w:rFonts w:cstheme="minorHAnsi"/>
-                <w:b/>
-                <w:bCs/>
-                <w:sz w:val="16"/>
-                <w:szCs w:val="16"/>
-              </w:rPr>
-            </w:pPr>
-          </w:p>
-          <w:p>
-            <w:pPr>
-              <w:pStyle w:val="NoSpacing"/>
-              <w:rPr>
-                <w:rFonts w:cstheme="minorHAnsi"/>
-                <w:sz w:val="16"/>
-                <w:szCs w:val="16"/>
-              </w:rPr>
-            </w:pPr>
-            <w:r>
-              <w:rPr>
-                <w:rFonts w:cstheme="minorHAnsi"/>
-                <w:sz w:val="16"/>
-                <w:szCs w:val="16"/>
-              </w:rPr>
-              <w:t>Excellent implementation of leader search functionality with proper form validation and hardcoded leader data. Complete leader information display (About, Created, Id, Karma, Submitted) with perfect styling and formatting. Time correctly converted to readable format.</w:t>
-            </w:r>
-          </w:p>
-          <w:p>
-            <w:pPr>
-              <w:pStyle w:val="NoSpacing"/>
-              <w:rPr>
-                <w:rFonts w:cstheme="minorHAnsi"/>
-                <w:b/>
-                <w:bCs/>
-                <w:sz w:val="16"/>
-                <w:szCs w:val="16"/>
-              </w:rPr>
-            </w:pPr>
-          </w:p>
-          <w:p>
-            <w:pPr>
-              <w:pStyle w:val="NoSpacing"/>
-              <w:rPr>
-                <w:rFonts w:cstheme="minorHAnsi"/>
-                <w:sz w:val="16"/>
-                <w:szCs w:val="16"/>
-              </w:rPr>
-            </w:pPr>
-            <w:r>
-              <w:rPr>
-                <w:rFonts w:cstheme="minorHAnsi"/>
-                <w:sz w:val="16"/>
-                <w:szCs w:val="16"/>
-              </w:rPr>
-              <w:t>Comprehensive error handling for all potential error states and missing data scenarios. Intuitive error messages and graceful fallbacks.</w:t>
+                <w:sz w:val="20"/>
+                <w:szCs w:val="20"/>
+              </w:rPr>
+            </w:pPr>
+            <w:r>
+              <w:rPr>
+                <w:rFonts w:cstheme="minorHAnsi"/>
+                <w:sz w:val="20"/>
+                <w:szCs w:val="20"/>
+              </w:rPr>
+              <w:t>Game is driven perfectly by a single Timer. All animations and game mechanics are smooth and well-synchronized.</w:t>
             </w:r>
           </w:p>
         </w:tc>
@@ -1624,212 +853,10 @@
             <w:pPr>
               <w:rPr>
                 <w:rFonts w:cstheme="minorHAnsi"/>
-                <w:sz w:val="16"/>
-                <w:szCs w:val="16"/>
-              </w:rPr>
-            </w:pPr>
-            <w:r>
-              <w:rPr>
-                <w:rFonts w:cstheme="minorHAnsi"/>
-                <w:sz w:val="16"/>
-                <w:szCs w:val="16"/>
-              </w:rPr>
-              <w:t xml:space="preserve">Well-structured Vite React project in the specified directory. Successfully deployed to </w:t>
-            </w:r>
-            <w:proofErr w:type="spellStart"/>
-            <w:r>
-              <w:rPr>
-                <w:rFonts w:cstheme="minorHAnsi"/>
-                <w:sz w:val="16"/>
-                <w:szCs w:val="16"/>
-              </w:rPr>
-              <w:t>Vercel</w:t>
-            </w:r>
-            <w:proofErr w:type="spellEnd"/>
-            <w:r>
-              <w:rPr>
-                <w:rFonts w:cstheme="minorHAnsi"/>
-                <w:sz w:val="16"/>
-                <w:szCs w:val="16"/>
-              </w:rPr>
-              <w:t xml:space="preserve"> with minor configuration issues.</w:t>
-            </w:r>
-          </w:p>
-          <w:p>
-            <w:pPr>
-              <w:rPr>
-                <w:rFonts w:cstheme="minorHAnsi"/>
-                <w:sz w:val="16"/>
-                <w:szCs w:val="16"/>
-              </w:rPr>
-            </w:pPr>
-          </w:p>
-          <w:p>
-            <w:pPr>
-              <w:rPr>
-                <w:rFonts w:cstheme="minorHAnsi"/>
-                <w:sz w:val="16"/>
-                <w:szCs w:val="16"/>
-              </w:rPr>
-            </w:pPr>
-            <w:r>
-              <w:rPr>
-                <w:rFonts w:cstheme="minorHAnsi"/>
-                <w:sz w:val="16"/>
-                <w:szCs w:val="16"/>
-              </w:rPr>
-              <w:t>Good implementation of React Query/</w:t>
-            </w:r>
-            <w:proofErr w:type="spellStart"/>
-            <w:r>
-              <w:rPr>
-                <w:rFonts w:cstheme="minorHAnsi"/>
-                <w:sz w:val="16"/>
-                <w:szCs w:val="16"/>
-              </w:rPr>
-              <w:t>TanStack</w:t>
-            </w:r>
-            <w:proofErr w:type="spellEnd"/>
-            <w:r>
-              <w:rPr>
-                <w:rFonts w:cstheme="minorHAnsi"/>
-                <w:sz w:val="16"/>
-                <w:szCs w:val="16"/>
-              </w:rPr>
-              <w:t xml:space="preserve"> Query and Fetch API with proper data retrieval. </w:t>
-            </w:r>
-          </w:p>
-          <w:p>
-            <w:pPr>
-              <w:rPr>
-                <w:rFonts w:cstheme="minorHAnsi"/>
-                <w:sz w:val="16"/>
-                <w:szCs w:val="16"/>
-              </w:rPr>
-            </w:pPr>
-          </w:p>
-          <w:p>
-            <w:pPr>
-              <w:rPr>
-                <w:rFonts w:cstheme="minorHAnsi"/>
-                <w:sz w:val="16"/>
-                <w:szCs w:val="16"/>
-              </w:rPr>
-            </w:pPr>
-            <w:r>
-              <w:rPr>
-                <w:rFonts w:cstheme="minorHAnsi"/>
-                <w:sz w:val="16"/>
-                <w:szCs w:val="16"/>
-              </w:rPr>
-              <w:t>Good implementation of navigation bar with all specified story options. Default selection works correctly.</w:t>
-            </w:r>
-          </w:p>
-          <w:p>
-            <w:pPr>
-              <w:rPr>
-                <w:rFonts w:cstheme="minorHAnsi"/>
-                <w:sz w:val="16"/>
-                <w:szCs w:val="16"/>
-              </w:rPr>
-            </w:pPr>
-          </w:p>
-          <w:p>
-            <w:pPr>
-              <w:rPr>
-                <w:rFonts w:cstheme="minorHAnsi"/>
-                <w:sz w:val="16"/>
-                <w:szCs w:val="16"/>
-              </w:rPr>
-            </w:pPr>
-            <w:r>
-              <w:rPr>
-                <w:rFonts w:cstheme="minorHAnsi"/>
-                <w:sz w:val="16"/>
-                <w:szCs w:val="16"/>
-              </w:rPr>
-              <w:t>Good display of story titles with appropriate styling. Five stories per row with minor layout issues.</w:t>
-            </w:r>
-          </w:p>
-          <w:p>
-            <w:pPr>
-              <w:rPr>
-                <w:rFonts w:cstheme="minorHAnsi"/>
-                <w:sz w:val="16"/>
-                <w:szCs w:val="16"/>
-              </w:rPr>
-            </w:pPr>
-          </w:p>
-          <w:p>
-            <w:pPr>
-              <w:rPr>
-                <w:rFonts w:cstheme="minorHAnsi"/>
-                <w:sz w:val="16"/>
-                <w:szCs w:val="16"/>
-              </w:rPr>
-            </w:pPr>
-            <w:r>
-              <w:rPr>
-                <w:rFonts w:cstheme="minorHAnsi"/>
-                <w:sz w:val="16"/>
-                <w:szCs w:val="16"/>
-              </w:rPr>
-              <w:t>Good implementation of story detail page with all required information displayed. Links work correctly. Time conversion is functional with minor formatting issues.</w:t>
-            </w:r>
-          </w:p>
-          <w:p>
-            <w:pPr>
-              <w:rPr>
-                <w:rFonts w:cstheme="minorHAnsi"/>
-                <w:sz w:val="16"/>
-                <w:szCs w:val="16"/>
-              </w:rPr>
-            </w:pPr>
-          </w:p>
-          <w:p>
-            <w:pPr>
-              <w:rPr>
-                <w:rFonts w:cstheme="minorHAnsi"/>
-                <w:sz w:val="16"/>
-                <w:szCs w:val="16"/>
-              </w:rPr>
-            </w:pPr>
-            <w:r>
-              <w:rPr>
-                <w:rFonts w:cstheme="minorHAnsi"/>
-                <w:sz w:val="16"/>
-                <w:szCs w:val="16"/>
-              </w:rPr>
-              <w:t>Good implementation of leader search functionality with basic validation. Leader information display includes all required fields with appropriate styling.</w:t>
-            </w:r>
-          </w:p>
-          <w:p>
-            <w:pPr>
-              <w:rPr>
-                <w:rFonts w:cstheme="minorHAnsi"/>
-                <w:b/>
-                <w:bCs/>
-                <w:sz w:val="16"/>
-                <w:szCs w:val="16"/>
-              </w:rPr>
-            </w:pPr>
-          </w:p>
-          <w:p>
-            <w:pPr>
-              <w:rPr>
-                <w:rFonts w:cstheme="minorHAnsi"/>
-                <w:sz w:val="16"/>
-                <w:szCs w:val="16"/>
-              </w:rPr>
-            </w:pPr>
-            <w:r>
-              <w:rPr>
-                <w:rFonts w:cstheme="minorHAnsi"/>
-                <w:sz w:val="16"/>
-                <w:szCs w:val="16"/>
-              </w:rPr>
-              <w:t>Good error handling for most error states and missing data scenarios.</w:t>
-            </w:r>
+                <w:sz w:val="20"/>
+                <w:szCs w:val="20"/>
+              </w:rPr>
+            </w:pPr>
           </w:p>
         </w:tc>
         <w:tc>
@@ -1840,244 +867,10 @@
             <w:pPr>
               <w:rPr>
                 <w:rFonts w:cstheme="minorHAnsi"/>
-                <w:sz w:val="16"/>
-                <w:szCs w:val="16"/>
-              </w:rPr>
-            </w:pPr>
-            <w:r>
-              <w:rPr>
-                <w:rFonts w:cstheme="minorHAnsi"/>
-                <w:sz w:val="16"/>
-                <w:szCs w:val="16"/>
-              </w:rPr>
-              <w:t xml:space="preserve">Basic Vite React project in the specified directory. Deployed to </w:t>
-            </w:r>
-            <w:proofErr w:type="spellStart"/>
-            <w:r>
-              <w:rPr>
-                <w:rFonts w:cstheme="minorHAnsi"/>
-                <w:sz w:val="16"/>
-                <w:szCs w:val="16"/>
-              </w:rPr>
-              <w:t>Vercel</w:t>
-            </w:r>
-            <w:proofErr w:type="spellEnd"/>
-            <w:r>
-              <w:rPr>
-                <w:rFonts w:cstheme="minorHAnsi"/>
-                <w:sz w:val="16"/>
-                <w:szCs w:val="16"/>
-              </w:rPr>
-              <w:t xml:space="preserve"> with some significant issues.</w:t>
-            </w:r>
-          </w:p>
-          <w:p>
-            <w:pPr>
-              <w:rPr>
-                <w:rFonts w:cstheme="minorHAnsi"/>
-                <w:sz w:val="16"/>
-                <w:szCs w:val="16"/>
-              </w:rPr>
-            </w:pPr>
-            <w:r>
-              <w:rPr>
-                <w:rFonts w:cstheme="minorHAnsi"/>
-                <w:sz w:val="16"/>
-                <w:szCs w:val="16"/>
-              </w:rPr>
-              <w:t xml:space="preserve"> </w:t>
-            </w:r>
-          </w:p>
-          <w:p>
-            <w:pPr>
-              <w:rPr>
-                <w:rFonts w:cstheme="minorHAnsi"/>
-                <w:sz w:val="16"/>
-                <w:szCs w:val="16"/>
-              </w:rPr>
-            </w:pPr>
-            <w:r>
-              <w:rPr>
-                <w:rFonts w:cstheme="minorHAnsi"/>
-                <w:sz w:val="16"/>
-                <w:szCs w:val="16"/>
-              </w:rPr>
-              <w:t>Basic implementation of React Query/</w:t>
-            </w:r>
-            <w:proofErr w:type="spellStart"/>
-            <w:r>
-              <w:rPr>
-                <w:rFonts w:cstheme="minorHAnsi"/>
-                <w:sz w:val="16"/>
-                <w:szCs w:val="16"/>
-              </w:rPr>
-              <w:t>TanStack</w:t>
-            </w:r>
-            <w:proofErr w:type="spellEnd"/>
-            <w:r>
-              <w:rPr>
-                <w:rFonts w:cstheme="minorHAnsi"/>
-                <w:sz w:val="16"/>
-                <w:szCs w:val="16"/>
-              </w:rPr>
-              <w:t xml:space="preserve"> Query and Fetch API with functional data retrieval</w:t>
-            </w:r>
-            <w:r>
-              <w:rPr>
-                <w:rFonts w:cstheme="minorHAnsi"/>
-                <w:sz w:val="16"/>
-                <w:szCs w:val="16"/>
-              </w:rPr>
-              <w:t>.</w:t>
-            </w:r>
-          </w:p>
-          <w:p>
-            <w:pPr>
-              <w:rPr>
-                <w:rFonts w:cstheme="minorHAnsi"/>
-                <w:sz w:val="16"/>
-                <w:szCs w:val="16"/>
-              </w:rPr>
-            </w:pPr>
-          </w:p>
-          <w:p>
-            <w:pPr>
-              <w:rPr>
-                <w:rFonts w:cstheme="minorHAnsi"/>
-                <w:sz w:val="16"/>
-                <w:szCs w:val="16"/>
-              </w:rPr>
-            </w:pPr>
-            <w:r>
-              <w:rPr>
-                <w:rFonts w:cstheme="minorHAnsi"/>
-                <w:sz w:val="16"/>
-                <w:szCs w:val="16"/>
-              </w:rPr>
-              <w:t>Basic navigation bar that includes all options but with styling or functional issues.</w:t>
-            </w:r>
-          </w:p>
-          <w:p>
-            <w:pPr>
-              <w:rPr>
-                <w:rFonts w:cstheme="minorHAnsi"/>
-                <w:sz w:val="16"/>
-                <w:szCs w:val="16"/>
-              </w:rPr>
-            </w:pPr>
-          </w:p>
-          <w:p>
-            <w:pPr>
-              <w:rPr>
-                <w:rFonts w:cstheme="minorHAnsi"/>
-                <w:sz w:val="16"/>
-                <w:szCs w:val="16"/>
-              </w:rPr>
-            </w:pPr>
-            <w:r>
-              <w:rPr>
-                <w:rFonts w:cstheme="minorHAnsi"/>
-                <w:sz w:val="16"/>
-                <w:szCs w:val="16"/>
-              </w:rPr>
-              <w:t>Basic display of story titles with minimal styling. Approximately five stories per row with noticeable layout issues.</w:t>
-            </w:r>
-          </w:p>
-          <w:p>
-            <w:pPr>
-              <w:rPr>
-                <w:rFonts w:cstheme="minorHAnsi"/>
-                <w:sz w:val="16"/>
-                <w:szCs w:val="16"/>
-              </w:rPr>
-            </w:pPr>
-          </w:p>
-          <w:p>
-            <w:pPr>
-              <w:rPr>
-                <w:rFonts w:cstheme="minorHAnsi"/>
-                <w:sz w:val="16"/>
-                <w:szCs w:val="16"/>
-              </w:rPr>
-            </w:pPr>
-            <w:r>
-              <w:rPr>
-                <w:rFonts w:cstheme="minorHAnsi"/>
-                <w:sz w:val="16"/>
-                <w:szCs w:val="16"/>
-              </w:rPr>
-              <w:t xml:space="preserve">Basic implementation of story detail page with most required information. Some links may not work </w:t>
-            </w:r>
-            <w:proofErr w:type="gramStart"/>
-            <w:r>
-              <w:rPr>
-                <w:rFonts w:cstheme="minorHAnsi"/>
-                <w:sz w:val="16"/>
-                <w:szCs w:val="16"/>
-              </w:rPr>
-              <w:t>correctly</w:t>
-            </w:r>
-            <w:proofErr w:type="gramEnd"/>
-            <w:r>
-              <w:rPr>
-                <w:rFonts w:cstheme="minorHAnsi"/>
-                <w:sz w:val="16"/>
-                <w:szCs w:val="16"/>
-              </w:rPr>
-              <w:t xml:space="preserve"> or time conversion has significant formatting issues.</w:t>
-            </w:r>
-          </w:p>
-          <w:p>
-            <w:pPr>
-              <w:rPr>
-                <w:rFonts w:cstheme="minorHAnsi"/>
-                <w:sz w:val="16"/>
-                <w:szCs w:val="16"/>
-              </w:rPr>
-            </w:pPr>
-          </w:p>
-          <w:p>
-            <w:pPr>
-              <w:rPr>
-                <w:rFonts w:cstheme="minorHAnsi"/>
-                <w:sz w:val="16"/>
-                <w:szCs w:val="16"/>
-              </w:rPr>
-            </w:pPr>
-            <w:r>
-              <w:rPr>
-                <w:rFonts w:cstheme="minorHAnsi"/>
-                <w:sz w:val="16"/>
-                <w:szCs w:val="16"/>
-              </w:rPr>
-              <w:t>Basic implementation of leader search with minimal validation. Leader information display missing some fields or with significant styling issues.</w:t>
-            </w:r>
-          </w:p>
-          <w:p>
-            <w:pPr>
-              <w:rPr>
-                <w:rFonts w:cstheme="minorHAnsi"/>
-                <w:sz w:val="16"/>
-                <w:szCs w:val="16"/>
-              </w:rPr>
-            </w:pPr>
-          </w:p>
-          <w:p>
-            <w:pPr>
-              <w:rPr>
-                <w:rFonts w:cstheme="minorHAnsi"/>
-                <w:sz w:val="16"/>
-                <w:szCs w:val="16"/>
-              </w:rPr>
-            </w:pPr>
-            <w:r>
-              <w:rPr>
-                <w:rFonts w:cstheme="minorHAnsi"/>
-                <w:sz w:val="16"/>
-                <w:szCs w:val="16"/>
-              </w:rPr>
-              <w:t>Basic error handling that catches major errors but misses edge cases or lacks graceful handling.</w:t>
-            </w:r>
+                <w:sz w:val="20"/>
+                <w:szCs w:val="20"/>
+              </w:rPr>
+            </w:pPr>
           </w:p>
         </w:tc>
         <w:tc>
@@ -2089,222 +882,10 @@
               <w:pStyle w:val="NoSpacing"/>
               <w:rPr>
                 <w:rFonts w:cstheme="minorHAnsi"/>
-                <w:sz w:val="16"/>
-                <w:szCs w:val="16"/>
-              </w:rPr>
-            </w:pPr>
-            <w:r>
-              <w:rPr>
-                <w:rFonts w:cstheme="minorHAnsi"/>
-                <w:sz w:val="16"/>
-                <w:szCs w:val="16"/>
-              </w:rPr>
-              <w:t xml:space="preserve">Poorly structured or incomplete Vite React project. Deployment to </w:t>
-            </w:r>
-            <w:proofErr w:type="spellStart"/>
-            <w:r>
-              <w:rPr>
-                <w:rFonts w:cstheme="minorHAnsi"/>
-                <w:sz w:val="16"/>
-                <w:szCs w:val="16"/>
-              </w:rPr>
-              <w:t>Vercel</w:t>
-            </w:r>
-            <w:proofErr w:type="spellEnd"/>
-            <w:r>
-              <w:rPr>
-                <w:rFonts w:cstheme="minorHAnsi"/>
-                <w:sz w:val="16"/>
-                <w:szCs w:val="16"/>
-              </w:rPr>
-              <w:t xml:space="preserve"> unsuccessful or with major issues.</w:t>
-            </w:r>
-          </w:p>
-          <w:p>
-            <w:pPr>
-              <w:pStyle w:val="NoSpacing"/>
-              <w:rPr>
-                <w:rFonts w:cstheme="minorHAnsi"/>
-                <w:sz w:val="16"/>
-                <w:szCs w:val="16"/>
-              </w:rPr>
-            </w:pPr>
-          </w:p>
-          <w:p>
-            <w:pPr>
-              <w:pStyle w:val="NoSpacing"/>
-              <w:rPr>
-                <w:rFonts w:cstheme="minorHAnsi"/>
-                <w:sz w:val="16"/>
-                <w:szCs w:val="16"/>
-              </w:rPr>
-            </w:pPr>
-            <w:r>
-              <w:rPr>
-                <w:rFonts w:cstheme="minorHAnsi"/>
-                <w:sz w:val="16"/>
-                <w:szCs w:val="16"/>
-              </w:rPr>
-              <w:t>Poor or incomplete implementation of React Query/</w:t>
-            </w:r>
-            <w:proofErr w:type="spellStart"/>
-            <w:r>
-              <w:rPr>
-                <w:rFonts w:cstheme="minorHAnsi"/>
-                <w:sz w:val="16"/>
-                <w:szCs w:val="16"/>
-              </w:rPr>
-              <w:t>TanStack</w:t>
-            </w:r>
-            <w:proofErr w:type="spellEnd"/>
-            <w:r>
-              <w:rPr>
-                <w:rFonts w:cstheme="minorHAnsi"/>
-                <w:sz w:val="16"/>
-                <w:szCs w:val="16"/>
-              </w:rPr>
-              <w:t xml:space="preserve"> Query and Fetch API. Data retrieval is unreliable or broken.</w:t>
-            </w:r>
-          </w:p>
-          <w:p>
-            <w:pPr>
-              <w:pStyle w:val="NoSpacing"/>
-              <w:rPr>
-                <w:rFonts w:cstheme="minorHAnsi"/>
-                <w:sz w:val="16"/>
-                <w:szCs w:val="16"/>
-              </w:rPr>
-            </w:pPr>
-          </w:p>
-          <w:p>
-            <w:pPr>
-              <w:pStyle w:val="NoSpacing"/>
-              <w:rPr>
-                <w:rFonts w:cstheme="minorHAnsi"/>
-                <w:sz w:val="16"/>
-                <w:szCs w:val="16"/>
-              </w:rPr>
-            </w:pPr>
-            <w:r>
-              <w:rPr>
-                <w:rFonts w:cstheme="minorHAnsi"/>
-                <w:sz w:val="16"/>
-                <w:szCs w:val="16"/>
-              </w:rPr>
-              <w:t>Incomplete navigation bar missing options or with significant functional issues.</w:t>
-            </w:r>
-          </w:p>
-          <w:p>
-            <w:pPr>
-              <w:pStyle w:val="NoSpacing"/>
-              <w:rPr>
-                <w:rFonts w:cstheme="minorHAnsi"/>
-                <w:sz w:val="16"/>
-                <w:szCs w:val="16"/>
-              </w:rPr>
-            </w:pPr>
-          </w:p>
-          <w:p>
-            <w:pPr>
-              <w:pStyle w:val="NoSpacing"/>
-              <w:rPr>
-                <w:rFonts w:cstheme="minorHAnsi"/>
-                <w:sz w:val="16"/>
-                <w:szCs w:val="16"/>
-              </w:rPr>
-            </w:pPr>
-            <w:r>
-              <w:rPr>
-                <w:rFonts w:cstheme="minorHAnsi"/>
-                <w:sz w:val="16"/>
-                <w:szCs w:val="16"/>
-              </w:rPr>
-              <w:t>Incomplete or poorly styled story display. Row layout incorrect or inconsistent.</w:t>
-            </w:r>
-          </w:p>
-          <w:p>
-            <w:pPr>
-              <w:pStyle w:val="NoSpacing"/>
-              <w:rPr>
-                <w:rFonts w:cstheme="minorHAnsi"/>
-                <w:sz w:val="16"/>
-                <w:szCs w:val="16"/>
-              </w:rPr>
-            </w:pPr>
-          </w:p>
-          <w:p>
-            <w:pPr>
-              <w:pStyle w:val="NoSpacing"/>
-              <w:rPr>
-                <w:rFonts w:cstheme="minorHAnsi"/>
-                <w:sz w:val="16"/>
-                <w:szCs w:val="16"/>
-              </w:rPr>
-            </w:pPr>
-            <w:r>
-              <w:rPr>
-                <w:rFonts w:cstheme="minorHAnsi"/>
-                <w:sz w:val="16"/>
-                <w:szCs w:val="16"/>
-              </w:rPr>
-              <w:t>Missing or severely incomplete story detail page. Multiple required fields missing or non-functional links.</w:t>
-            </w:r>
-          </w:p>
-          <w:p>
-            <w:pPr>
-              <w:pStyle w:val="NoSpacing"/>
-              <w:rPr>
-                <w:rFonts w:cstheme="minorHAnsi"/>
-                <w:sz w:val="16"/>
-                <w:szCs w:val="16"/>
-              </w:rPr>
-            </w:pPr>
-          </w:p>
-          <w:p>
-            <w:pPr>
-              <w:pStyle w:val="NoSpacing"/>
-              <w:rPr>
-                <w:rFonts w:cstheme="minorHAnsi"/>
-                <w:sz w:val="16"/>
-                <w:szCs w:val="16"/>
-              </w:rPr>
-            </w:pPr>
-            <w:r>
-              <w:rPr>
-                <w:rFonts w:cstheme="minorHAnsi"/>
-                <w:sz w:val="16"/>
-                <w:szCs w:val="16"/>
-              </w:rPr>
-              <w:t>Missing or non-functional leader search. Incomplete leader information display.</w:t>
-            </w:r>
-          </w:p>
-          <w:p>
-            <w:pPr>
-              <w:pStyle w:val="NoSpacing"/>
-              <w:rPr>
-                <w:rFonts w:cstheme="minorHAnsi"/>
-                <w:sz w:val="16"/>
-                <w:szCs w:val="16"/>
-              </w:rPr>
-            </w:pPr>
-          </w:p>
-          <w:p>
-            <w:pPr>
-              <w:pStyle w:val="NoSpacing"/>
-              <w:rPr>
-                <w:rFonts w:cstheme="minorHAnsi"/>
-                <w:sz w:val="16"/>
-                <w:szCs w:val="16"/>
-              </w:rPr>
-            </w:pPr>
-            <w:r>
-              <w:rPr>
-                <w:rFonts w:cstheme="minorHAnsi"/>
-                <w:sz w:val="16"/>
-                <w:szCs w:val="16"/>
-              </w:rPr>
-              <w:t>Minimal or no error handling for missing data or API failures.</w:t>
-            </w:r>
+                <w:sz w:val="20"/>
+                <w:szCs w:val="20"/>
+              </w:rPr>
+            </w:pPr>
           </w:p>
         </w:tc>
       </w:tr>
@@ -2598,15 +1179,15 @@
               <w:pStyle w:val="NoSpacing"/>
               <w:rPr>
                 <w:rFonts w:cstheme="minorHAnsi"/>
-                <w:sz w:val="16"/>
-                <w:szCs w:val="16"/>
-              </w:rPr>
-            </w:pPr>
-            <w:r>
-              <w:rPr>
-                <w:rFonts w:cstheme="minorHAnsi"/>
-                <w:sz w:val="16"/>
-                <w:szCs w:val="16"/>
+                <w:sz w:val="20"/>
+                <w:szCs w:val="20"/>
+              </w:rPr>
+            </w:pPr>
+            <w:r>
+              <w:rPr>
+                <w:rFonts w:cstheme="minorHAnsi"/>
+                <w:sz w:val="20"/>
+                <w:szCs w:val="20"/>
               </w:rPr>
               <w:t>Perfectly structured Vite React project in the specified directory.</w:t>
             </w:r>
@@ -2616,25 +1197,25 @@
               <w:pStyle w:val="NoSpacing"/>
               <w:rPr>
                 <w:rFonts w:cstheme="minorHAnsi"/>
-                <w:sz w:val="16"/>
-                <w:szCs w:val="16"/>
-              </w:rPr>
-            </w:pPr>
-          </w:p>
-          <w:p>
-            <w:pPr>
-              <w:pStyle w:val="NoSpacing"/>
-              <w:rPr>
-                <w:rFonts w:cstheme="minorHAnsi"/>
-                <w:sz w:val="16"/>
-                <w:szCs w:val="16"/>
-              </w:rPr>
-            </w:pPr>
-            <w:r>
-              <w:rPr>
-                <w:rFonts w:cstheme="minorHAnsi"/>
-                <w:sz w:val="16"/>
-                <w:szCs w:val="16"/>
+                <w:sz w:val="20"/>
+                <w:szCs w:val="20"/>
+              </w:rPr>
+            </w:pPr>
+          </w:p>
+          <w:p>
+            <w:pPr>
+              <w:pStyle w:val="NoSpacing"/>
+              <w:rPr>
+                <w:rFonts w:cstheme="minorHAnsi"/>
+                <w:sz w:val="20"/>
+                <w:szCs w:val="20"/>
+              </w:rPr>
+            </w:pPr>
+            <w:r>
+              <w:rPr>
+                <w:rFonts w:cstheme="minorHAnsi"/>
+                <w:sz w:val="20"/>
+                <w:szCs w:val="20"/>
               </w:rPr>
               <w:t>Excellent implementation of React Query/</w:t>
             </w:r>
@@ -2642,8 +1223,8 @@
             <w:r>
               <w:rPr>
                 <w:rFonts w:cstheme="minorHAnsi"/>
-                <w:sz w:val="16"/>
-                <w:szCs w:val="16"/>
+                <w:sz w:val="20"/>
+                <w:szCs w:val="20"/>
               </w:rPr>
               <w:t>TanStack</w:t>
             </w:r>
@@ -2651,8 +1232,8 @@
             <w:r>
               <w:rPr>
                 <w:rFonts w:cstheme="minorHAnsi"/>
-                <w:sz w:val="16"/>
-                <w:szCs w:val="16"/>
+                <w:sz w:val="20"/>
+                <w:szCs w:val="20"/>
               </w:rPr>
               <w:t xml:space="preserve"> Query and Fetch API for data retrieval from the OpenTDB API. </w:t>
             </w:r>
@@ -2662,25 +1243,25 @@
               <w:pStyle w:val="NoSpacing"/>
               <w:rPr>
                 <w:rFonts w:cstheme="minorHAnsi"/>
-                <w:sz w:val="16"/>
-                <w:szCs w:val="16"/>
-              </w:rPr>
-            </w:pPr>
-          </w:p>
-          <w:p>
-            <w:pPr>
-              <w:pStyle w:val="NoSpacing"/>
-              <w:rPr>
-                <w:rFonts w:cstheme="minorHAnsi"/>
-                <w:sz w:val="16"/>
-                <w:szCs w:val="16"/>
-              </w:rPr>
-            </w:pPr>
-            <w:r>
-              <w:rPr>
-                <w:rFonts w:cstheme="minorHAnsi"/>
-                <w:sz w:val="16"/>
-                <w:szCs w:val="16"/>
+                <w:sz w:val="20"/>
+                <w:szCs w:val="20"/>
+              </w:rPr>
+            </w:pPr>
+          </w:p>
+          <w:p>
+            <w:pPr>
+              <w:pStyle w:val="NoSpacing"/>
+              <w:rPr>
+                <w:rFonts w:cstheme="minorHAnsi"/>
+                <w:sz w:val="20"/>
+                <w:szCs w:val="20"/>
+              </w:rPr>
+            </w:pPr>
+            <w:r>
+              <w:rPr>
+                <w:rFonts w:cstheme="minorHAnsi"/>
+                <w:sz w:val="20"/>
+                <w:szCs w:val="20"/>
               </w:rPr>
               <w:t xml:space="preserve">Perfect implementation of all required form inputs (Name, Amount, Category, Difficulty, Type) with correct default values. Category options correctly fetched from API endpoint. All form elements properly styled with Tailwind CSS and </w:t>
             </w:r>
@@ -2688,8 +1269,8 @@
             <w:r>
               <w:rPr>
                 <w:rFonts w:cstheme="minorHAnsi"/>
-                <w:sz w:val="16"/>
-                <w:szCs w:val="16"/>
+                <w:sz w:val="20"/>
+                <w:szCs w:val="20"/>
               </w:rPr>
               <w:t>Shadcn</w:t>
             </w:r>
@@ -2697,8 +1278,8 @@
             <w:r>
               <w:rPr>
                 <w:rFonts w:cstheme="minorHAnsi"/>
-                <w:sz w:val="16"/>
-                <w:szCs w:val="16"/>
+                <w:sz w:val="20"/>
+                <w:szCs w:val="20"/>
               </w:rPr>
               <w:t xml:space="preserve"> UI.</w:t>
             </w:r>
@@ -2708,25 +1289,25 @@
               <w:pStyle w:val="NoSpacing"/>
               <w:rPr>
                 <w:rFonts w:cstheme="minorHAnsi"/>
-                <w:sz w:val="16"/>
-                <w:szCs w:val="16"/>
-              </w:rPr>
-            </w:pPr>
-          </w:p>
-          <w:p>
-            <w:pPr>
-              <w:pStyle w:val="NoSpacing"/>
-              <w:rPr>
-                <w:rFonts w:cstheme="minorHAnsi"/>
-                <w:sz w:val="16"/>
-                <w:szCs w:val="16"/>
-              </w:rPr>
-            </w:pPr>
-            <w:r>
-              <w:rPr>
-                <w:rFonts w:cstheme="minorHAnsi"/>
-                <w:sz w:val="16"/>
-                <w:szCs w:val="16"/>
+                <w:sz w:val="20"/>
+                <w:szCs w:val="20"/>
+              </w:rPr>
+            </w:pPr>
+          </w:p>
+          <w:p>
+            <w:pPr>
+              <w:pStyle w:val="NoSpacing"/>
+              <w:rPr>
+                <w:rFonts w:cstheme="minorHAnsi"/>
+                <w:sz w:val="20"/>
+                <w:szCs w:val="20"/>
+              </w:rPr>
+            </w:pPr>
+            <w:r>
+              <w:rPr>
+                <w:rFonts w:cstheme="minorHAnsi"/>
+                <w:sz w:val="20"/>
+                <w:szCs w:val="20"/>
               </w:rPr>
               <w:t>Flawless implementation of quiz questions and answer options based on API response. Perfectly styled quiz interface with excellent user experience.</w:t>
             </w:r>
@@ -2736,25 +1317,25 @@
               <w:pStyle w:val="NoSpacing"/>
               <w:rPr>
                 <w:rFonts w:cstheme="minorHAnsi"/>
-                <w:sz w:val="16"/>
-                <w:szCs w:val="16"/>
-              </w:rPr>
-            </w:pPr>
-          </w:p>
-          <w:p>
-            <w:pPr>
-              <w:pStyle w:val="NoSpacing"/>
-              <w:rPr>
-                <w:rFonts w:cstheme="minorHAnsi"/>
-                <w:sz w:val="16"/>
-                <w:szCs w:val="16"/>
-              </w:rPr>
-            </w:pPr>
-            <w:r>
-              <w:rPr>
-                <w:rFonts w:cstheme="minorHAnsi"/>
-                <w:sz w:val="16"/>
-                <w:szCs w:val="16"/>
+                <w:sz w:val="20"/>
+                <w:szCs w:val="20"/>
+              </w:rPr>
+            </w:pPr>
+          </w:p>
+          <w:p>
+            <w:pPr>
+              <w:pStyle w:val="NoSpacing"/>
+              <w:rPr>
+                <w:rFonts w:cstheme="minorHAnsi"/>
+                <w:sz w:val="20"/>
+                <w:szCs w:val="20"/>
+              </w:rPr>
+            </w:pPr>
+            <w:r>
+              <w:rPr>
+                <w:rFonts w:cstheme="minorHAnsi"/>
+                <w:sz w:val="20"/>
+                <w:szCs w:val="20"/>
               </w:rPr>
               <w:t xml:space="preserve">Excellent implementation of answer submission form with proper validation. Perfect display of user's name, score, and correct answers after submission. </w:t>
             </w:r>
@@ -2764,25 +1345,25 @@
               <w:pStyle w:val="NoSpacing"/>
               <w:rPr>
                 <w:rFonts w:cstheme="minorHAnsi"/>
-                <w:sz w:val="16"/>
-                <w:szCs w:val="16"/>
-              </w:rPr>
-            </w:pPr>
-          </w:p>
-          <w:p>
-            <w:pPr>
-              <w:pStyle w:val="NoSpacing"/>
-              <w:rPr>
-                <w:rFonts w:cstheme="minorHAnsi"/>
-                <w:sz w:val="16"/>
-                <w:szCs w:val="16"/>
-              </w:rPr>
-            </w:pPr>
-            <w:r>
-              <w:rPr>
-                <w:rFonts w:cstheme="minorHAnsi"/>
-                <w:sz w:val="16"/>
-                <w:szCs w:val="16"/>
+                <w:sz w:val="20"/>
+                <w:szCs w:val="20"/>
+              </w:rPr>
+            </w:pPr>
+          </w:p>
+          <w:p>
+            <w:pPr>
+              <w:pStyle w:val="NoSpacing"/>
+              <w:rPr>
+                <w:rFonts w:cstheme="minorHAnsi"/>
+                <w:sz w:val="20"/>
+                <w:szCs w:val="20"/>
+              </w:rPr>
+            </w:pPr>
+            <w:r>
+              <w:rPr>
+                <w:rFonts w:cstheme="minorHAnsi"/>
+                <w:sz w:val="20"/>
+                <w:szCs w:val="20"/>
               </w:rPr>
               <w:t xml:space="preserve">Perfect implementation of </w:t>
             </w:r>
@@ -2790,8 +1371,8 @@
             <w:r>
               <w:rPr>
                 <w:rFonts w:cstheme="minorHAnsi"/>
-                <w:sz w:val="16"/>
-                <w:szCs w:val="16"/>
+                <w:sz w:val="20"/>
+                <w:szCs w:val="20"/>
               </w:rPr>
               <w:t>localStorage</w:t>
             </w:r>
@@ -2799,8 +1380,8 @@
             <w:r>
               <w:rPr>
                 <w:rFonts w:cstheme="minorHAnsi"/>
-                <w:sz w:val="16"/>
-                <w:szCs w:val="16"/>
+                <w:sz w:val="20"/>
+                <w:szCs w:val="20"/>
               </w:rPr>
               <w:t xml:space="preserve"> to store user data (name, score, category) in an array of objects. Data persists correctly between sessions. </w:t>
             </w:r>
@@ -2810,34 +1391,35 @@
               <w:pStyle w:val="NoSpacing"/>
               <w:rPr>
                 <w:rFonts w:cstheme="minorHAnsi"/>
-                <w:sz w:val="16"/>
-                <w:szCs w:val="16"/>
-              </w:rPr>
-            </w:pPr>
-          </w:p>
-          <w:p>
-            <w:pPr>
-              <w:pStyle w:val="NoSpacing"/>
-              <w:rPr>
-                <w:rFonts w:cstheme="minorHAnsi"/>
-                <w:sz w:val="16"/>
-                <w:szCs w:val="16"/>
-              </w:rPr>
-            </w:pPr>
-            <w:r>
-              <w:rPr>
-                <w:rFonts w:cstheme="minorHAnsi"/>
-                <w:sz w:val="16"/>
-                <w:szCs w:val="16"/>
-              </w:rPr>
+                <w:sz w:val="20"/>
+                <w:szCs w:val="20"/>
+              </w:rPr>
+            </w:pPr>
+          </w:p>
+          <w:p>
+            <w:pPr>
+              <w:pStyle w:val="NoSpacing"/>
+              <w:rPr>
+                <w:rFonts w:cstheme="minorHAnsi"/>
+                <w:sz w:val="20"/>
+                <w:szCs w:val="20"/>
+              </w:rPr>
+            </w:pPr>
+            <w:r>
+              <w:rPr>
+                <w:rFonts w:cstheme="minorHAnsi"/>
+                <w:sz w:val="20"/>
+                <w:szCs w:val="20"/>
+              </w:rPr>
+              <w:lastRenderedPageBreak/>
               <w:t xml:space="preserve">Outstanding implementation of leaderboard displaying top 5 scores for each category stored in </w:t>
             </w:r>
             <w:proofErr w:type="spellStart"/>
             <w:r>
               <w:rPr>
                 <w:rFonts w:cstheme="minorHAnsi"/>
-                <w:sz w:val="16"/>
-                <w:szCs w:val="16"/>
+                <w:sz w:val="20"/>
+                <w:szCs w:val="20"/>
               </w:rPr>
               <w:t>localStorage</w:t>
             </w:r>
@@ -2845,8 +1427,8 @@
             <w:r>
               <w:rPr>
                 <w:rFonts w:cstheme="minorHAnsi"/>
-                <w:sz w:val="16"/>
-                <w:szCs w:val="16"/>
+                <w:sz w:val="20"/>
+                <w:szCs w:val="20"/>
               </w:rPr>
               <w:t xml:space="preserve">. Perfectly styled with Tailwind CSS and </w:t>
             </w:r>
@@ -2854,8 +1436,8 @@
             <w:r>
               <w:rPr>
                 <w:rFonts w:cstheme="minorHAnsi"/>
-                <w:sz w:val="16"/>
-                <w:szCs w:val="16"/>
+                <w:sz w:val="20"/>
+                <w:szCs w:val="20"/>
               </w:rPr>
               <w:t>Shadcn</w:t>
             </w:r>
@@ -2863,8 +1445,8 @@
             <w:r>
               <w:rPr>
                 <w:rFonts w:cstheme="minorHAnsi"/>
-                <w:sz w:val="16"/>
-                <w:szCs w:val="16"/>
+                <w:sz w:val="20"/>
+                <w:szCs w:val="20"/>
               </w:rPr>
               <w:t xml:space="preserve"> UI.</w:t>
             </w:r>
@@ -2874,25 +1456,25 @@
               <w:pStyle w:val="NoSpacing"/>
               <w:rPr>
                 <w:rFonts w:cstheme="minorHAnsi"/>
-                <w:sz w:val="16"/>
-                <w:szCs w:val="16"/>
-              </w:rPr>
-            </w:pPr>
-          </w:p>
-          <w:p>
-            <w:pPr>
-              <w:pStyle w:val="NoSpacing"/>
-              <w:rPr>
-                <w:rFonts w:cstheme="minorHAnsi"/>
-                <w:sz w:val="16"/>
-                <w:szCs w:val="16"/>
-              </w:rPr>
-            </w:pPr>
-            <w:r>
-              <w:rPr>
-                <w:rFonts w:cstheme="minorHAnsi"/>
-                <w:sz w:val="16"/>
-                <w:szCs w:val="16"/>
+                <w:sz w:val="20"/>
+                <w:szCs w:val="20"/>
+              </w:rPr>
+            </w:pPr>
+          </w:p>
+          <w:p>
+            <w:pPr>
+              <w:pStyle w:val="NoSpacing"/>
+              <w:rPr>
+                <w:rFonts w:cstheme="minorHAnsi"/>
+                <w:sz w:val="20"/>
+                <w:szCs w:val="20"/>
+              </w:rPr>
+            </w:pPr>
+            <w:r>
+              <w:rPr>
+                <w:rFonts w:cstheme="minorHAnsi"/>
+                <w:sz w:val="20"/>
+                <w:szCs w:val="20"/>
               </w:rPr>
               <w:t>Comprehensive error handling for all potential error states and missing data scenarios. Intuitive error messages and graceful fallbacks.</w:t>
             </w:r>
@@ -2907,16 +1489,17 @@
               <w:pStyle w:val="NoSpacing"/>
               <w:rPr>
                 <w:rFonts w:cstheme="minorHAnsi"/>
-                <w:sz w:val="16"/>
-                <w:szCs w:val="16"/>
-              </w:rPr>
-            </w:pPr>
-            <w:r>
-              <w:rPr>
-                <w:rFonts w:cstheme="minorHAnsi"/>
-                <w:sz w:val="16"/>
-                <w:szCs w:val="16"/>
-              </w:rPr>
+                <w:sz w:val="20"/>
+                <w:szCs w:val="20"/>
+              </w:rPr>
+            </w:pPr>
+            <w:r>
+              <w:rPr>
+                <w:rFonts w:cstheme="minorHAnsi"/>
+                <w:sz w:val="20"/>
+                <w:szCs w:val="20"/>
+              </w:rPr>
+              <w:lastRenderedPageBreak/>
               <w:t>Well-structured Vite React project in the specified directory.</w:t>
             </w:r>
           </w:p>
@@ -2925,25 +1508,25 @@
               <w:pStyle w:val="NoSpacing"/>
               <w:rPr>
                 <w:rFonts w:cstheme="minorHAnsi"/>
-                <w:sz w:val="16"/>
-                <w:szCs w:val="16"/>
-              </w:rPr>
-            </w:pPr>
-          </w:p>
-          <w:p>
-            <w:pPr>
-              <w:pStyle w:val="NoSpacing"/>
-              <w:rPr>
-                <w:rFonts w:cstheme="minorHAnsi"/>
-                <w:sz w:val="16"/>
-                <w:szCs w:val="16"/>
-              </w:rPr>
-            </w:pPr>
-            <w:r>
-              <w:rPr>
-                <w:rFonts w:cstheme="minorHAnsi"/>
-                <w:sz w:val="16"/>
-                <w:szCs w:val="16"/>
+                <w:sz w:val="20"/>
+                <w:szCs w:val="20"/>
+              </w:rPr>
+            </w:pPr>
+          </w:p>
+          <w:p>
+            <w:pPr>
+              <w:pStyle w:val="NoSpacing"/>
+              <w:rPr>
+                <w:rFonts w:cstheme="minorHAnsi"/>
+                <w:sz w:val="20"/>
+                <w:szCs w:val="20"/>
+              </w:rPr>
+            </w:pPr>
+            <w:r>
+              <w:rPr>
+                <w:rFonts w:cstheme="minorHAnsi"/>
+                <w:sz w:val="20"/>
+                <w:szCs w:val="20"/>
               </w:rPr>
               <w:t>Good implementation of React Query/</w:t>
             </w:r>
@@ -2951,8 +1534,8 @@
             <w:r>
               <w:rPr>
                 <w:rFonts w:cstheme="minorHAnsi"/>
-                <w:sz w:val="16"/>
-                <w:szCs w:val="16"/>
+                <w:sz w:val="20"/>
+                <w:szCs w:val="20"/>
               </w:rPr>
               <w:t>TanStack</w:t>
             </w:r>
@@ -2960,8 +1543,8 @@
             <w:r>
               <w:rPr>
                 <w:rFonts w:cstheme="minorHAnsi"/>
-                <w:sz w:val="16"/>
-                <w:szCs w:val="16"/>
+                <w:sz w:val="20"/>
+                <w:szCs w:val="20"/>
               </w:rPr>
               <w:t xml:space="preserve"> Query and Fetch API with proper data retrieval. </w:t>
             </w:r>
@@ -2971,25 +1554,25 @@
               <w:pStyle w:val="NoSpacing"/>
               <w:rPr>
                 <w:rFonts w:cstheme="minorHAnsi"/>
-                <w:sz w:val="16"/>
-                <w:szCs w:val="16"/>
-              </w:rPr>
-            </w:pPr>
-          </w:p>
-          <w:p>
-            <w:pPr>
-              <w:pStyle w:val="NoSpacing"/>
-              <w:rPr>
-                <w:rFonts w:cstheme="minorHAnsi"/>
-                <w:sz w:val="16"/>
-                <w:szCs w:val="16"/>
-              </w:rPr>
-            </w:pPr>
-            <w:r>
-              <w:rPr>
-                <w:rFonts w:cstheme="minorHAnsi"/>
-                <w:sz w:val="16"/>
-                <w:szCs w:val="16"/>
+                <w:sz w:val="20"/>
+                <w:szCs w:val="20"/>
+              </w:rPr>
+            </w:pPr>
+          </w:p>
+          <w:p>
+            <w:pPr>
+              <w:pStyle w:val="NoSpacing"/>
+              <w:rPr>
+                <w:rFonts w:cstheme="minorHAnsi"/>
+                <w:sz w:val="20"/>
+                <w:szCs w:val="20"/>
+              </w:rPr>
+            </w:pPr>
+            <w:r>
+              <w:rPr>
+                <w:rFonts w:cstheme="minorHAnsi"/>
+                <w:sz w:val="20"/>
+                <w:szCs w:val="20"/>
               </w:rPr>
               <w:t>Good implementation of all required form inputs with correct default values. Category options correctly fetched. Good styling with minor issues.</w:t>
             </w:r>
@@ -2999,25 +1582,25 @@
               <w:pStyle w:val="NoSpacing"/>
               <w:rPr>
                 <w:rFonts w:cstheme="minorHAnsi"/>
-                <w:sz w:val="16"/>
-                <w:szCs w:val="16"/>
-              </w:rPr>
-            </w:pPr>
-          </w:p>
-          <w:p>
-            <w:pPr>
-              <w:pStyle w:val="NoSpacing"/>
-              <w:rPr>
-                <w:rFonts w:cstheme="minorHAnsi"/>
-                <w:sz w:val="16"/>
-                <w:szCs w:val="16"/>
-              </w:rPr>
-            </w:pPr>
-            <w:r>
-              <w:rPr>
-                <w:rFonts w:cstheme="minorHAnsi"/>
-                <w:sz w:val="16"/>
-                <w:szCs w:val="16"/>
+                <w:sz w:val="20"/>
+                <w:szCs w:val="20"/>
+              </w:rPr>
+            </w:pPr>
+          </w:p>
+          <w:p>
+            <w:pPr>
+              <w:pStyle w:val="NoSpacing"/>
+              <w:rPr>
+                <w:rFonts w:cstheme="minorHAnsi"/>
+                <w:sz w:val="20"/>
+                <w:szCs w:val="20"/>
+              </w:rPr>
+            </w:pPr>
+            <w:r>
+              <w:rPr>
+                <w:rFonts w:cstheme="minorHAnsi"/>
+                <w:sz w:val="20"/>
+                <w:szCs w:val="20"/>
               </w:rPr>
               <w:t>Good implementation of quiz questions and answer options. Well-styled interface with good user experience.</w:t>
             </w:r>
@@ -3027,25 +1610,25 @@
               <w:pStyle w:val="NoSpacing"/>
               <w:rPr>
                 <w:rFonts w:cstheme="minorHAnsi"/>
-                <w:sz w:val="16"/>
-                <w:szCs w:val="16"/>
-              </w:rPr>
-            </w:pPr>
-          </w:p>
-          <w:p>
-            <w:pPr>
-              <w:pStyle w:val="NoSpacing"/>
-              <w:rPr>
-                <w:rFonts w:cstheme="minorHAnsi"/>
-                <w:sz w:val="16"/>
-                <w:szCs w:val="16"/>
-              </w:rPr>
-            </w:pPr>
-            <w:r>
-              <w:rPr>
-                <w:rFonts w:cstheme="minorHAnsi"/>
-                <w:sz w:val="16"/>
-                <w:szCs w:val="16"/>
+                <w:sz w:val="20"/>
+                <w:szCs w:val="20"/>
+              </w:rPr>
+            </w:pPr>
+          </w:p>
+          <w:p>
+            <w:pPr>
+              <w:pStyle w:val="NoSpacing"/>
+              <w:rPr>
+                <w:rFonts w:cstheme="minorHAnsi"/>
+                <w:sz w:val="20"/>
+                <w:szCs w:val="20"/>
+              </w:rPr>
+            </w:pPr>
+            <w:r>
+              <w:rPr>
+                <w:rFonts w:cstheme="minorHAnsi"/>
+                <w:sz w:val="20"/>
+                <w:szCs w:val="20"/>
               </w:rPr>
               <w:t>Good implementation of answer submission with basic validation. Clear display of results after submission.</w:t>
             </w:r>
@@ -3055,25 +1638,25 @@
               <w:pStyle w:val="NoSpacing"/>
               <w:rPr>
                 <w:rFonts w:cstheme="minorHAnsi"/>
-                <w:sz w:val="16"/>
-                <w:szCs w:val="16"/>
-              </w:rPr>
-            </w:pPr>
-          </w:p>
-          <w:p>
-            <w:pPr>
-              <w:pStyle w:val="NoSpacing"/>
-              <w:rPr>
-                <w:rFonts w:cstheme="minorHAnsi"/>
-                <w:sz w:val="16"/>
-                <w:szCs w:val="16"/>
-              </w:rPr>
-            </w:pPr>
-            <w:r>
-              <w:rPr>
-                <w:rFonts w:cstheme="minorHAnsi"/>
-                <w:sz w:val="16"/>
-                <w:szCs w:val="16"/>
+                <w:sz w:val="20"/>
+                <w:szCs w:val="20"/>
+              </w:rPr>
+            </w:pPr>
+          </w:p>
+          <w:p>
+            <w:pPr>
+              <w:pStyle w:val="NoSpacing"/>
+              <w:rPr>
+                <w:rFonts w:cstheme="minorHAnsi"/>
+                <w:sz w:val="20"/>
+                <w:szCs w:val="20"/>
+              </w:rPr>
+            </w:pPr>
+            <w:r>
+              <w:rPr>
+                <w:rFonts w:cstheme="minorHAnsi"/>
+                <w:sz w:val="20"/>
+                <w:szCs w:val="20"/>
               </w:rPr>
               <w:t xml:space="preserve">Good implementation of </w:t>
             </w:r>
@@ -3081,8 +1664,8 @@
             <w:r>
               <w:rPr>
                 <w:rFonts w:cstheme="minorHAnsi"/>
-                <w:sz w:val="16"/>
-                <w:szCs w:val="16"/>
+                <w:sz w:val="20"/>
+                <w:szCs w:val="20"/>
               </w:rPr>
               <w:t>localStorage</w:t>
             </w:r>
@@ -3090,8 +1673,8 @@
             <w:r>
               <w:rPr>
                 <w:rFonts w:cstheme="minorHAnsi"/>
-                <w:sz w:val="16"/>
-                <w:szCs w:val="16"/>
+                <w:sz w:val="20"/>
+                <w:szCs w:val="20"/>
               </w:rPr>
               <w:t xml:space="preserve"> for user data. Data generally persists correctly between sessions with minor issues.</w:t>
             </w:r>
@@ -3101,25 +1684,25 @@
               <w:pStyle w:val="NoSpacing"/>
               <w:rPr>
                 <w:rFonts w:cstheme="minorHAnsi"/>
-                <w:sz w:val="16"/>
-                <w:szCs w:val="16"/>
-              </w:rPr>
-            </w:pPr>
-          </w:p>
-          <w:p>
-            <w:pPr>
-              <w:pStyle w:val="NoSpacing"/>
-              <w:rPr>
-                <w:rFonts w:cstheme="minorHAnsi"/>
-                <w:sz w:val="16"/>
-                <w:szCs w:val="16"/>
-              </w:rPr>
-            </w:pPr>
-            <w:r>
-              <w:rPr>
-                <w:rFonts w:cstheme="minorHAnsi"/>
-                <w:sz w:val="16"/>
-                <w:szCs w:val="16"/>
+                <w:sz w:val="20"/>
+                <w:szCs w:val="20"/>
+              </w:rPr>
+            </w:pPr>
+          </w:p>
+          <w:p>
+            <w:pPr>
+              <w:pStyle w:val="NoSpacing"/>
+              <w:rPr>
+                <w:rFonts w:cstheme="minorHAnsi"/>
+                <w:sz w:val="20"/>
+                <w:szCs w:val="20"/>
+              </w:rPr>
+            </w:pPr>
+            <w:r>
+              <w:rPr>
+                <w:rFonts w:cstheme="minorHAnsi"/>
+                <w:sz w:val="20"/>
+                <w:szCs w:val="20"/>
               </w:rPr>
               <w:t>Good implementation of leaderboard showing top scores by category. Well-styled with minor issues.</w:t>
             </w:r>
@@ -3129,25 +1712,25 @@
               <w:pStyle w:val="NoSpacing"/>
               <w:rPr>
                 <w:rFonts w:cstheme="minorHAnsi"/>
-                <w:sz w:val="16"/>
-                <w:szCs w:val="16"/>
-              </w:rPr>
-            </w:pPr>
-          </w:p>
-          <w:p>
-            <w:pPr>
-              <w:pStyle w:val="NoSpacing"/>
-              <w:rPr>
-                <w:rFonts w:cstheme="minorHAnsi"/>
-                <w:sz w:val="16"/>
-                <w:szCs w:val="16"/>
-              </w:rPr>
-            </w:pPr>
-            <w:r>
-              <w:rPr>
-                <w:rFonts w:cstheme="minorHAnsi"/>
-                <w:sz w:val="16"/>
-                <w:szCs w:val="16"/>
+                <w:sz w:val="20"/>
+                <w:szCs w:val="20"/>
+              </w:rPr>
+            </w:pPr>
+          </w:p>
+          <w:p>
+            <w:pPr>
+              <w:pStyle w:val="NoSpacing"/>
+              <w:rPr>
+                <w:rFonts w:cstheme="minorHAnsi"/>
+                <w:sz w:val="20"/>
+                <w:szCs w:val="20"/>
+              </w:rPr>
+            </w:pPr>
+            <w:r>
+              <w:rPr>
+                <w:rFonts w:cstheme="minorHAnsi"/>
+                <w:sz w:val="20"/>
+                <w:szCs w:val="20"/>
               </w:rPr>
               <w:t>Good error handling for most error states and missing data scenarios.</w:t>
             </w:r>
@@ -3162,15 +1745,15 @@
               <w:pStyle w:val="NoSpacing"/>
               <w:rPr>
                 <w:rFonts w:cstheme="minorHAnsi"/>
-                <w:sz w:val="16"/>
-                <w:szCs w:val="16"/>
-              </w:rPr>
-            </w:pPr>
-            <w:r>
-              <w:rPr>
-                <w:rFonts w:cstheme="minorHAnsi"/>
-                <w:sz w:val="16"/>
-                <w:szCs w:val="16"/>
+                <w:sz w:val="20"/>
+                <w:szCs w:val="20"/>
+              </w:rPr>
+            </w:pPr>
+            <w:r>
+              <w:rPr>
+                <w:rFonts w:cstheme="minorHAnsi"/>
+                <w:sz w:val="20"/>
+                <w:szCs w:val="20"/>
               </w:rPr>
               <w:t>Basic Vite React project in the specified directory.</w:t>
             </w:r>
@@ -3180,25 +1763,25 @@
               <w:pStyle w:val="NoSpacing"/>
               <w:rPr>
                 <w:rFonts w:cstheme="minorHAnsi"/>
-                <w:sz w:val="16"/>
-                <w:szCs w:val="16"/>
-              </w:rPr>
-            </w:pPr>
-          </w:p>
-          <w:p>
-            <w:pPr>
-              <w:pStyle w:val="NoSpacing"/>
-              <w:rPr>
-                <w:rFonts w:cstheme="minorHAnsi"/>
-                <w:sz w:val="16"/>
-                <w:szCs w:val="16"/>
-              </w:rPr>
-            </w:pPr>
-            <w:r>
-              <w:rPr>
-                <w:rFonts w:cstheme="minorHAnsi"/>
-                <w:sz w:val="16"/>
-                <w:szCs w:val="16"/>
+                <w:sz w:val="20"/>
+                <w:szCs w:val="20"/>
+              </w:rPr>
+            </w:pPr>
+          </w:p>
+          <w:p>
+            <w:pPr>
+              <w:pStyle w:val="NoSpacing"/>
+              <w:rPr>
+                <w:rFonts w:cstheme="minorHAnsi"/>
+                <w:sz w:val="20"/>
+                <w:szCs w:val="20"/>
+              </w:rPr>
+            </w:pPr>
+            <w:r>
+              <w:rPr>
+                <w:rFonts w:cstheme="minorHAnsi"/>
+                <w:sz w:val="20"/>
+                <w:szCs w:val="20"/>
               </w:rPr>
               <w:t>Basic implementation of React Query/</w:t>
             </w:r>
@@ -3206,8 +1789,8 @@
             <w:r>
               <w:rPr>
                 <w:rFonts w:cstheme="minorHAnsi"/>
-                <w:sz w:val="16"/>
-                <w:szCs w:val="16"/>
+                <w:sz w:val="20"/>
+                <w:szCs w:val="20"/>
               </w:rPr>
               <w:t>TanStack</w:t>
             </w:r>
@@ -3215,16 +1798,16 @@
             <w:r>
               <w:rPr>
                 <w:rFonts w:cstheme="minorHAnsi"/>
-                <w:sz w:val="16"/>
-                <w:szCs w:val="16"/>
+                <w:sz w:val="20"/>
+                <w:szCs w:val="20"/>
               </w:rPr>
               <w:t xml:space="preserve"> Query and Fetch API with functional data retrieval</w:t>
             </w:r>
             <w:r>
               <w:rPr>
                 <w:rFonts w:cstheme="minorHAnsi"/>
-                <w:sz w:val="16"/>
-                <w:szCs w:val="16"/>
+                <w:sz w:val="20"/>
+                <w:szCs w:val="20"/>
               </w:rPr>
               <w:t>.</w:t>
             </w:r>
@@ -3234,25 +1817,25 @@
               <w:pStyle w:val="NoSpacing"/>
               <w:rPr>
                 <w:rFonts w:cstheme="minorHAnsi"/>
-                <w:sz w:val="16"/>
-                <w:szCs w:val="16"/>
-              </w:rPr>
-            </w:pPr>
-          </w:p>
-          <w:p>
-            <w:pPr>
-              <w:pStyle w:val="NoSpacing"/>
-              <w:rPr>
-                <w:rFonts w:cstheme="minorHAnsi"/>
-                <w:sz w:val="16"/>
-                <w:szCs w:val="16"/>
-              </w:rPr>
-            </w:pPr>
-            <w:r>
-              <w:rPr>
-                <w:rFonts w:cstheme="minorHAnsi"/>
-                <w:sz w:val="16"/>
-                <w:szCs w:val="16"/>
+                <w:sz w:val="20"/>
+                <w:szCs w:val="20"/>
+              </w:rPr>
+            </w:pPr>
+          </w:p>
+          <w:p>
+            <w:pPr>
+              <w:pStyle w:val="NoSpacing"/>
+              <w:rPr>
+                <w:rFonts w:cstheme="minorHAnsi"/>
+                <w:sz w:val="20"/>
+                <w:szCs w:val="20"/>
+              </w:rPr>
+            </w:pPr>
+            <w:r>
+              <w:rPr>
+                <w:rFonts w:cstheme="minorHAnsi"/>
+                <w:sz w:val="20"/>
+                <w:szCs w:val="20"/>
               </w:rPr>
               <w:t>Basic implementation of required form inputs with some issues in default values or category fetching. Minimal styling.</w:t>
             </w:r>
@@ -3262,25 +1845,25 @@
               <w:pStyle w:val="NoSpacing"/>
               <w:rPr>
                 <w:rFonts w:cstheme="minorHAnsi"/>
-                <w:sz w:val="16"/>
-                <w:szCs w:val="16"/>
-              </w:rPr>
-            </w:pPr>
-          </w:p>
-          <w:p>
-            <w:pPr>
-              <w:pStyle w:val="NoSpacing"/>
-              <w:rPr>
-                <w:rFonts w:cstheme="minorHAnsi"/>
-                <w:sz w:val="16"/>
-                <w:szCs w:val="16"/>
-              </w:rPr>
-            </w:pPr>
-            <w:r>
-              <w:rPr>
-                <w:rFonts w:cstheme="minorHAnsi"/>
-                <w:sz w:val="16"/>
-                <w:szCs w:val="16"/>
+                <w:sz w:val="20"/>
+                <w:szCs w:val="20"/>
+              </w:rPr>
+            </w:pPr>
+          </w:p>
+          <w:p>
+            <w:pPr>
+              <w:pStyle w:val="NoSpacing"/>
+              <w:rPr>
+                <w:rFonts w:cstheme="minorHAnsi"/>
+                <w:sz w:val="20"/>
+                <w:szCs w:val="20"/>
+              </w:rPr>
+            </w:pPr>
+            <w:r>
+              <w:rPr>
+                <w:rFonts w:cstheme="minorHAnsi"/>
+                <w:sz w:val="20"/>
+                <w:szCs w:val="20"/>
               </w:rPr>
               <w:t>Basic implementation of quiz questions and answers. Functional but with minimal styling or user experience considerations.</w:t>
             </w:r>
@@ -3290,25 +1873,25 @@
               <w:pStyle w:val="NoSpacing"/>
               <w:rPr>
                 <w:rFonts w:cstheme="minorHAnsi"/>
-                <w:sz w:val="16"/>
-                <w:szCs w:val="16"/>
-              </w:rPr>
-            </w:pPr>
-          </w:p>
-          <w:p>
-            <w:pPr>
-              <w:pStyle w:val="NoSpacing"/>
-              <w:rPr>
-                <w:rFonts w:cstheme="minorHAnsi"/>
-                <w:sz w:val="16"/>
-                <w:szCs w:val="16"/>
-              </w:rPr>
-            </w:pPr>
-            <w:r>
-              <w:rPr>
-                <w:rFonts w:cstheme="minorHAnsi"/>
-                <w:sz w:val="16"/>
-                <w:szCs w:val="16"/>
+                <w:sz w:val="20"/>
+                <w:szCs w:val="20"/>
+              </w:rPr>
+            </w:pPr>
+          </w:p>
+          <w:p>
+            <w:pPr>
+              <w:pStyle w:val="NoSpacing"/>
+              <w:rPr>
+                <w:rFonts w:cstheme="minorHAnsi"/>
+                <w:sz w:val="20"/>
+                <w:szCs w:val="20"/>
+              </w:rPr>
+            </w:pPr>
+            <w:r>
+              <w:rPr>
+                <w:rFonts w:cstheme="minorHAnsi"/>
+                <w:sz w:val="20"/>
+                <w:szCs w:val="20"/>
               </w:rPr>
               <w:t>Basic implementation of answer submission. Results displayed but with limited information or formatting.</w:t>
             </w:r>
@@ -3318,25 +1901,25 @@
               <w:pStyle w:val="NoSpacing"/>
               <w:rPr>
                 <w:rFonts w:cstheme="minorHAnsi"/>
-                <w:sz w:val="16"/>
-                <w:szCs w:val="16"/>
-              </w:rPr>
-            </w:pPr>
-          </w:p>
-          <w:p>
-            <w:pPr>
-              <w:pStyle w:val="NoSpacing"/>
-              <w:rPr>
-                <w:rFonts w:cstheme="minorHAnsi"/>
-                <w:sz w:val="16"/>
-                <w:szCs w:val="16"/>
-              </w:rPr>
-            </w:pPr>
-            <w:r>
-              <w:rPr>
-                <w:rFonts w:cstheme="minorHAnsi"/>
-                <w:sz w:val="16"/>
-                <w:szCs w:val="16"/>
+                <w:sz w:val="20"/>
+                <w:szCs w:val="20"/>
+              </w:rPr>
+            </w:pPr>
+          </w:p>
+          <w:p>
+            <w:pPr>
+              <w:pStyle w:val="NoSpacing"/>
+              <w:rPr>
+                <w:rFonts w:cstheme="minorHAnsi"/>
+                <w:sz w:val="20"/>
+                <w:szCs w:val="20"/>
+              </w:rPr>
+            </w:pPr>
+            <w:r>
+              <w:rPr>
+                <w:rFonts w:cstheme="minorHAnsi"/>
+                <w:sz w:val="20"/>
+                <w:szCs w:val="20"/>
               </w:rPr>
               <w:t xml:space="preserve">Basic implementation of </w:t>
             </w:r>
@@ -3344,8 +1927,8 @@
             <w:r>
               <w:rPr>
                 <w:rFonts w:cstheme="minorHAnsi"/>
-                <w:sz w:val="16"/>
-                <w:szCs w:val="16"/>
+                <w:sz w:val="20"/>
+                <w:szCs w:val="20"/>
               </w:rPr>
               <w:t>localStorage</w:t>
             </w:r>
@@ -3353,8 +1936,8 @@
             <w:r>
               <w:rPr>
                 <w:rFonts w:cstheme="minorHAnsi"/>
-                <w:sz w:val="16"/>
-                <w:szCs w:val="16"/>
+                <w:sz w:val="20"/>
+                <w:szCs w:val="20"/>
               </w:rPr>
               <w:t xml:space="preserve"> with some issues in data structure or persistence.</w:t>
             </w:r>
@@ -3364,25 +1947,25 @@
               <w:pStyle w:val="NoSpacing"/>
               <w:rPr>
                 <w:rFonts w:cstheme="minorHAnsi"/>
-                <w:sz w:val="16"/>
-                <w:szCs w:val="16"/>
-              </w:rPr>
-            </w:pPr>
-          </w:p>
-          <w:p>
-            <w:pPr>
-              <w:pStyle w:val="NoSpacing"/>
-              <w:rPr>
-                <w:rFonts w:cstheme="minorHAnsi"/>
-                <w:sz w:val="16"/>
-                <w:szCs w:val="16"/>
-              </w:rPr>
-            </w:pPr>
-            <w:r>
-              <w:rPr>
-                <w:rFonts w:cstheme="minorHAnsi"/>
-                <w:sz w:val="16"/>
-                <w:szCs w:val="16"/>
+                <w:sz w:val="20"/>
+                <w:szCs w:val="20"/>
+              </w:rPr>
+            </w:pPr>
+          </w:p>
+          <w:p>
+            <w:pPr>
+              <w:pStyle w:val="NoSpacing"/>
+              <w:rPr>
+                <w:rFonts w:cstheme="minorHAnsi"/>
+                <w:sz w:val="20"/>
+                <w:szCs w:val="20"/>
+              </w:rPr>
+            </w:pPr>
+            <w:r>
+              <w:rPr>
+                <w:rFonts w:cstheme="minorHAnsi"/>
+                <w:sz w:val="20"/>
+                <w:szCs w:val="20"/>
               </w:rPr>
               <w:t>Basic implementation of leaderboard that shows scores but may have issues with display.</w:t>
             </w:r>
@@ -3392,25 +1975,25 @@
               <w:pStyle w:val="NoSpacing"/>
               <w:rPr>
                 <w:rFonts w:cstheme="minorHAnsi"/>
-                <w:sz w:val="16"/>
-                <w:szCs w:val="16"/>
-              </w:rPr>
-            </w:pPr>
-          </w:p>
-          <w:p>
-            <w:pPr>
-              <w:pStyle w:val="NoSpacing"/>
-              <w:rPr>
-                <w:rFonts w:cstheme="minorHAnsi"/>
-                <w:sz w:val="16"/>
-                <w:szCs w:val="16"/>
-              </w:rPr>
-            </w:pPr>
-            <w:r>
-              <w:rPr>
-                <w:rFonts w:cstheme="minorHAnsi"/>
-                <w:sz w:val="16"/>
-                <w:szCs w:val="16"/>
+                <w:sz w:val="20"/>
+                <w:szCs w:val="20"/>
+              </w:rPr>
+            </w:pPr>
+          </w:p>
+          <w:p>
+            <w:pPr>
+              <w:pStyle w:val="NoSpacing"/>
+              <w:rPr>
+                <w:rFonts w:cstheme="minorHAnsi"/>
+                <w:sz w:val="20"/>
+                <w:szCs w:val="20"/>
+              </w:rPr>
+            </w:pPr>
+            <w:r>
+              <w:rPr>
+                <w:rFonts w:cstheme="minorHAnsi"/>
+                <w:sz w:val="20"/>
+                <w:szCs w:val="20"/>
               </w:rPr>
               <w:t>Basic error handling that catches major errors but misses edge cases or lacks graceful handling.</w:t>
             </w:r>
@@ -3425,15 +2008,15 @@
               <w:pStyle w:val="NoSpacing"/>
               <w:rPr>
                 <w:rFonts w:cstheme="minorHAnsi"/>
-                <w:sz w:val="16"/>
-                <w:szCs w:val="16"/>
-              </w:rPr>
-            </w:pPr>
-            <w:r>
-              <w:rPr>
-                <w:rFonts w:cstheme="minorHAnsi"/>
-                <w:sz w:val="16"/>
-                <w:szCs w:val="16"/>
+                <w:sz w:val="20"/>
+                <w:szCs w:val="20"/>
+              </w:rPr>
+            </w:pPr>
+            <w:r>
+              <w:rPr>
+                <w:rFonts w:cstheme="minorHAnsi"/>
+                <w:sz w:val="20"/>
+                <w:szCs w:val="20"/>
               </w:rPr>
               <w:t>Poorly structured or incomplete Vite React project.</w:t>
             </w:r>
@@ -3443,25 +2026,25 @@
               <w:pStyle w:val="NoSpacing"/>
               <w:rPr>
                 <w:rFonts w:cstheme="minorHAnsi"/>
-                <w:sz w:val="16"/>
-                <w:szCs w:val="16"/>
-              </w:rPr>
-            </w:pPr>
-          </w:p>
-          <w:p>
-            <w:pPr>
-              <w:pStyle w:val="NoSpacing"/>
-              <w:rPr>
-                <w:rFonts w:cstheme="minorHAnsi"/>
-                <w:sz w:val="16"/>
-                <w:szCs w:val="16"/>
-              </w:rPr>
-            </w:pPr>
-            <w:r>
-              <w:rPr>
-                <w:rFonts w:cstheme="minorHAnsi"/>
-                <w:sz w:val="16"/>
-                <w:szCs w:val="16"/>
+                <w:sz w:val="20"/>
+                <w:szCs w:val="20"/>
+              </w:rPr>
+            </w:pPr>
+          </w:p>
+          <w:p>
+            <w:pPr>
+              <w:pStyle w:val="NoSpacing"/>
+              <w:rPr>
+                <w:rFonts w:cstheme="minorHAnsi"/>
+                <w:sz w:val="20"/>
+                <w:szCs w:val="20"/>
+              </w:rPr>
+            </w:pPr>
+            <w:r>
+              <w:rPr>
+                <w:rFonts w:cstheme="minorHAnsi"/>
+                <w:sz w:val="20"/>
+                <w:szCs w:val="20"/>
               </w:rPr>
               <w:t>Poor or incomplete implementation of React Query/</w:t>
             </w:r>
@@ -3469,8 +2052,8 @@
             <w:r>
               <w:rPr>
                 <w:rFonts w:cstheme="minorHAnsi"/>
-                <w:sz w:val="16"/>
-                <w:szCs w:val="16"/>
+                <w:sz w:val="20"/>
+                <w:szCs w:val="20"/>
               </w:rPr>
               <w:t>TanStack</w:t>
             </w:r>
@@ -3478,8 +2061,8 @@
             <w:r>
               <w:rPr>
                 <w:rFonts w:cstheme="minorHAnsi"/>
-                <w:sz w:val="16"/>
-                <w:szCs w:val="16"/>
+                <w:sz w:val="20"/>
+                <w:szCs w:val="20"/>
               </w:rPr>
               <w:t xml:space="preserve"> Query and Fetch API. Data retrieval is unreliable or broken.</w:t>
             </w:r>
@@ -3489,25 +2072,25 @@
               <w:pStyle w:val="NoSpacing"/>
               <w:rPr>
                 <w:rFonts w:cstheme="minorHAnsi"/>
-                <w:sz w:val="16"/>
-                <w:szCs w:val="16"/>
-              </w:rPr>
-            </w:pPr>
-          </w:p>
-          <w:p>
-            <w:pPr>
-              <w:pStyle w:val="NoSpacing"/>
-              <w:rPr>
-                <w:rFonts w:cstheme="minorHAnsi"/>
-                <w:sz w:val="16"/>
-                <w:szCs w:val="16"/>
-              </w:rPr>
-            </w:pPr>
-            <w:r>
-              <w:rPr>
-                <w:rFonts w:cstheme="minorHAnsi"/>
-                <w:sz w:val="16"/>
-                <w:szCs w:val="16"/>
+                <w:sz w:val="20"/>
+                <w:szCs w:val="20"/>
+              </w:rPr>
+            </w:pPr>
+          </w:p>
+          <w:p>
+            <w:pPr>
+              <w:pStyle w:val="NoSpacing"/>
+              <w:rPr>
+                <w:rFonts w:cstheme="minorHAnsi"/>
+                <w:sz w:val="20"/>
+                <w:szCs w:val="20"/>
+              </w:rPr>
+            </w:pPr>
+            <w:r>
+              <w:rPr>
+                <w:rFonts w:cstheme="minorHAnsi"/>
+                <w:sz w:val="20"/>
+                <w:szCs w:val="20"/>
               </w:rPr>
               <w:t>Incomplete form missing required inputs or with non-functional elements.</w:t>
             </w:r>
@@ -3517,25 +2100,25 @@
               <w:pStyle w:val="NoSpacing"/>
               <w:rPr>
                 <w:rFonts w:cstheme="minorHAnsi"/>
-                <w:sz w:val="16"/>
-                <w:szCs w:val="16"/>
-              </w:rPr>
-            </w:pPr>
-          </w:p>
-          <w:p>
-            <w:pPr>
-              <w:pStyle w:val="NoSpacing"/>
-              <w:rPr>
-                <w:rFonts w:cstheme="minorHAnsi"/>
-                <w:sz w:val="16"/>
-                <w:szCs w:val="16"/>
-              </w:rPr>
-            </w:pPr>
-            <w:r>
-              <w:rPr>
-                <w:rFonts w:cstheme="minorHAnsi"/>
-                <w:sz w:val="16"/>
-                <w:szCs w:val="16"/>
+                <w:sz w:val="20"/>
+                <w:szCs w:val="20"/>
+              </w:rPr>
+            </w:pPr>
+          </w:p>
+          <w:p>
+            <w:pPr>
+              <w:pStyle w:val="NoSpacing"/>
+              <w:rPr>
+                <w:rFonts w:cstheme="minorHAnsi"/>
+                <w:sz w:val="20"/>
+                <w:szCs w:val="20"/>
+              </w:rPr>
+            </w:pPr>
+            <w:r>
+              <w:rPr>
+                <w:rFonts w:cstheme="minorHAnsi"/>
+                <w:sz w:val="20"/>
+                <w:szCs w:val="20"/>
               </w:rPr>
               <w:t>Incomplete or poorly implemented quiz display. Questions or answers may not display correctly.</w:t>
             </w:r>
@@ -3545,25 +2128,25 @@
               <w:pStyle w:val="NoSpacing"/>
               <w:rPr>
                 <w:rFonts w:cstheme="minorHAnsi"/>
-                <w:sz w:val="16"/>
-                <w:szCs w:val="16"/>
-              </w:rPr>
-            </w:pPr>
-          </w:p>
-          <w:p>
-            <w:pPr>
-              <w:pStyle w:val="NoSpacing"/>
-              <w:rPr>
-                <w:rFonts w:cstheme="minorHAnsi"/>
-                <w:sz w:val="16"/>
-                <w:szCs w:val="16"/>
-              </w:rPr>
-            </w:pPr>
-            <w:r>
-              <w:rPr>
-                <w:rFonts w:cstheme="minorHAnsi"/>
-                <w:sz w:val="16"/>
-                <w:szCs w:val="16"/>
+                <w:sz w:val="20"/>
+                <w:szCs w:val="20"/>
+              </w:rPr>
+            </w:pPr>
+          </w:p>
+          <w:p>
+            <w:pPr>
+              <w:pStyle w:val="NoSpacing"/>
+              <w:rPr>
+                <w:rFonts w:cstheme="minorHAnsi"/>
+                <w:sz w:val="20"/>
+                <w:szCs w:val="20"/>
+              </w:rPr>
+            </w:pPr>
+            <w:r>
+              <w:rPr>
+                <w:rFonts w:cstheme="minorHAnsi"/>
+                <w:sz w:val="20"/>
+                <w:szCs w:val="20"/>
               </w:rPr>
               <w:t>Missing or severely limited answer submission functionality. Results not displayed properly.</w:t>
             </w:r>
@@ -3573,25 +2156,25 @@
               <w:pStyle w:val="NoSpacing"/>
               <w:rPr>
                 <w:rFonts w:cstheme="minorHAnsi"/>
-                <w:sz w:val="16"/>
-                <w:szCs w:val="16"/>
-              </w:rPr>
-            </w:pPr>
-          </w:p>
-          <w:p>
-            <w:pPr>
-              <w:pStyle w:val="NoSpacing"/>
-              <w:rPr>
-                <w:rFonts w:cstheme="minorHAnsi"/>
-                <w:sz w:val="16"/>
-                <w:szCs w:val="16"/>
-              </w:rPr>
-            </w:pPr>
-            <w:r>
-              <w:rPr>
-                <w:rFonts w:cstheme="minorHAnsi"/>
-                <w:sz w:val="16"/>
-                <w:szCs w:val="16"/>
+                <w:sz w:val="20"/>
+                <w:szCs w:val="20"/>
+              </w:rPr>
+            </w:pPr>
+          </w:p>
+          <w:p>
+            <w:pPr>
+              <w:pStyle w:val="NoSpacing"/>
+              <w:rPr>
+                <w:rFonts w:cstheme="minorHAnsi"/>
+                <w:sz w:val="20"/>
+                <w:szCs w:val="20"/>
+              </w:rPr>
+            </w:pPr>
+            <w:r>
+              <w:rPr>
+                <w:rFonts w:cstheme="minorHAnsi"/>
+                <w:sz w:val="20"/>
+                <w:szCs w:val="20"/>
               </w:rPr>
               <w:t xml:space="preserve">Missing or non-functional </w:t>
             </w:r>
@@ -3599,8 +2182,8 @@
             <w:r>
               <w:rPr>
                 <w:rFonts w:cstheme="minorHAnsi"/>
-                <w:sz w:val="16"/>
-                <w:szCs w:val="16"/>
+                <w:sz w:val="20"/>
+                <w:szCs w:val="20"/>
               </w:rPr>
               <w:t>localStorage</w:t>
             </w:r>
@@ -3608,8 +2191,8 @@
             <w:r>
               <w:rPr>
                 <w:rFonts w:cstheme="minorHAnsi"/>
-                <w:sz w:val="16"/>
-                <w:szCs w:val="16"/>
+                <w:sz w:val="20"/>
+                <w:szCs w:val="20"/>
               </w:rPr>
               <w:t xml:space="preserve"> implementation.</w:t>
             </w:r>
@@ -3619,25 +2202,25 @@
               <w:pStyle w:val="NoSpacing"/>
               <w:rPr>
                 <w:rFonts w:cstheme="minorHAnsi"/>
-                <w:sz w:val="16"/>
-                <w:szCs w:val="16"/>
-              </w:rPr>
-            </w:pPr>
-          </w:p>
-          <w:p>
-            <w:pPr>
-              <w:pStyle w:val="NoSpacing"/>
-              <w:rPr>
-                <w:rFonts w:cstheme="minorHAnsi"/>
-                <w:sz w:val="16"/>
-                <w:szCs w:val="16"/>
-              </w:rPr>
-            </w:pPr>
-            <w:r>
-              <w:rPr>
-                <w:rFonts w:cstheme="minorHAnsi"/>
-                <w:sz w:val="16"/>
-                <w:szCs w:val="16"/>
+                <w:sz w:val="20"/>
+                <w:szCs w:val="20"/>
+              </w:rPr>
+            </w:pPr>
+          </w:p>
+          <w:p>
+            <w:pPr>
+              <w:pStyle w:val="NoSpacing"/>
+              <w:rPr>
+                <w:rFonts w:cstheme="minorHAnsi"/>
+                <w:sz w:val="20"/>
+                <w:szCs w:val="20"/>
+              </w:rPr>
+            </w:pPr>
+            <w:r>
+              <w:rPr>
+                <w:rFonts w:cstheme="minorHAnsi"/>
+                <w:sz w:val="20"/>
+                <w:szCs w:val="20"/>
               </w:rPr>
               <w:t>Missing or severely limited leaderboard functionality.</w:t>
             </w:r>
@@ -3647,25 +2230,25 @@
               <w:pStyle w:val="NoSpacing"/>
               <w:rPr>
                 <w:rFonts w:cstheme="minorHAnsi"/>
-                <w:sz w:val="16"/>
-                <w:szCs w:val="16"/>
-              </w:rPr>
-            </w:pPr>
-          </w:p>
-          <w:p>
-            <w:pPr>
-              <w:pStyle w:val="NoSpacing"/>
-              <w:rPr>
-                <w:rFonts w:cstheme="minorHAnsi"/>
-                <w:sz w:val="16"/>
-                <w:szCs w:val="16"/>
-              </w:rPr>
-            </w:pPr>
-            <w:r>
-              <w:rPr>
-                <w:rFonts w:cstheme="minorHAnsi"/>
-                <w:sz w:val="16"/>
-                <w:szCs w:val="16"/>
+                <w:sz w:val="20"/>
+                <w:szCs w:val="20"/>
+              </w:rPr>
+            </w:pPr>
+          </w:p>
+          <w:p>
+            <w:pPr>
+              <w:pStyle w:val="NoSpacing"/>
+              <w:rPr>
+                <w:rFonts w:cstheme="minorHAnsi"/>
+                <w:sz w:val="20"/>
+                <w:szCs w:val="20"/>
+              </w:rPr>
+            </w:pPr>
+            <w:r>
+              <w:rPr>
+                <w:rFonts w:cstheme="minorHAnsi"/>
+                <w:sz w:val="20"/>
+                <w:szCs w:val="20"/>
               </w:rPr>
               <w:t>Minimal or no error handling for missing data or API failures.</w:t>
             </w:r>
@@ -3818,7 +2401,6 @@
                 <w:sz w:val="20"/>
                 <w:szCs w:val="20"/>
               </w:rPr>
-              <w:lastRenderedPageBreak/>
               <w:t>Milestone Four - Emerging Technologies Application (10%)</w:t>
             </w:r>
           </w:p>
@@ -4512,7 +3094,6 @@
           <w:sz w:val="20"/>
           <w:szCs w:val="20"/>
         </w:rPr>
-        <w:lastRenderedPageBreak/>
         <w:t xml:space="preserve">Code Quality and Best Practices - Learning Outcome 1 (40%) </w:t>
       </w:r>
     </w:p>
@@ -5976,15 +4557,7 @@
                 <w:sz w:val="20"/>
                 <w:szCs w:val="20"/>
               </w:rPr>
-              <w:t>Documentation</w:t>
-            </w:r>
-            <w:r>
-              <w:rPr>
-                <w:rFonts w:cstheme="minorHAnsi"/>
-                <w:sz w:val="20"/>
-                <w:szCs w:val="20"/>
-              </w:rPr>
-              <w:t xml:space="preserve"> using </w:t>
+              <w:t xml:space="preserve">Documentation using </w:t>
             </w:r>
             <w:proofErr w:type="spellStart"/>
             <w:r>
@@ -6080,15 +4653,7 @@
                 <w:sz w:val="20"/>
                 <w:szCs w:val="20"/>
               </w:rPr>
-              <w:t xml:space="preserve">Documentation </w:t>
-            </w:r>
-            <w:r>
-              <w:rPr>
-                <w:rFonts w:cstheme="minorHAnsi"/>
-                <w:sz w:val="20"/>
-                <w:szCs w:val="20"/>
-              </w:rPr>
-              <w:t xml:space="preserve">using </w:t>
+              <w:t xml:space="preserve">Documentation using </w:t>
             </w:r>
             <w:proofErr w:type="spellStart"/>
             <w:r>
@@ -6106,15 +4671,7 @@
                 <w:sz w:val="20"/>
                 <w:szCs w:val="20"/>
               </w:rPr>
-              <w:t xml:space="preserve"> </w:t>
-            </w:r>
-            <w:r>
-              <w:rPr>
-                <w:rFonts w:cstheme="minorHAnsi"/>
-                <w:sz w:val="20"/>
-                <w:szCs w:val="20"/>
-              </w:rPr>
-              <w:t>maintained across most milestone applications with occasional inconsistencies.</w:t>
+              <w:t xml:space="preserve"> maintained across most milestone applications with occasional inconsistencies.</w:t>
             </w:r>
           </w:p>
           <w:p>
@@ -6188,15 +4745,7 @@
                 <w:sz w:val="20"/>
                 <w:szCs w:val="20"/>
               </w:rPr>
-              <w:t xml:space="preserve">Documentation </w:t>
-            </w:r>
-            <w:r>
-              <w:rPr>
-                <w:rFonts w:cstheme="minorHAnsi"/>
-                <w:sz w:val="20"/>
-                <w:szCs w:val="20"/>
-              </w:rPr>
-              <w:t xml:space="preserve">using </w:t>
+              <w:t xml:space="preserve">Documentation using </w:t>
             </w:r>
             <w:proofErr w:type="spellStart"/>
             <w:r>
@@ -6214,15 +4763,7 @@
                 <w:sz w:val="20"/>
                 <w:szCs w:val="20"/>
               </w:rPr>
-              <w:t xml:space="preserve"> </w:t>
-            </w:r>
-            <w:r>
-              <w:rPr>
-                <w:rFonts w:cstheme="minorHAnsi"/>
-                <w:sz w:val="20"/>
-                <w:szCs w:val="20"/>
-              </w:rPr>
-              <w:t>quality varies considerably across milestone applications.</w:t>
+              <w:t xml:space="preserve"> quality varies considerably across milestone applications.</w:t>
             </w:r>
           </w:p>
           <w:p>
@@ -13037,7 +11578,6 @@
   <w:style w:type="character" w:default="1" w:styleId="DefaultParagraphFont">
     <w:name w:val="Default Paragraph Font"/>
     <w:uiPriority w:val="1"/>
-    <w:semiHidden/>
     <w:unhideWhenUsed/>
   </w:style>
   <w:style w:type="table" w:default="1" w:styleId="TableNormal">
